--- a/docs/08_understanding/DA-ZVAD_Handbook.docx
+++ b/docs/08_understanding/DA-ZVAD_Handbook.docx
@@ -4841,6 +4841,576 @@
     <w:p>
       <w:pPr>
         <w:keepNext/>
+        <w:spacing w:before="240" w:after="120"/>
+      </w:pPr>
+      <w:r>
+        <w:rPr>
+          <w:rFonts w:ascii="Segoe UI" w:hAnsi="Segoe UI"/>
+          <w:b/>
+          <w:color w:val="141C1E"/>
+          <w:sz w:val="25"/>
+        </w:rPr>
+        <w:t>5.4a — and we measured it</w:t>
+      </w:r>
+    </w:p>
+    <w:p>
+      <w:r>
+        <w:rPr>
+          <w:rFonts w:ascii="Georgia" w:hAnsi="Georgia"/>
+          <w:b w:val="0"/>
+          <w:i w:val="0"/>
+          <w:color w:val="3A4A4C"/>
+          <w:sz w:val="21"/>
+        </w:rPr>
+        <w:t>The prototypes are just averaged sentence embeddings, so the angle between them can be computed directly — no images needed, seconds to run.</w:t>
+      </w:r>
+    </w:p>
+    <w:tbl>
+      <w:tblPr>
+        <w:tblStyle w:val="TableGrid"/>
+        <w:tblW w:type="auto" w:w="0"/>
+        <w:jc w:val="left"/>
+        <w:tblLook w:firstColumn="1" w:firstRow="1" w:lastColumn="0" w:lastRow="0" w:noHBand="0" w:noVBand="1" w:val="04A0"/>
+      </w:tblPr>
+      <w:tblGrid>
+        <w:gridCol w:w="1863"/>
+        <w:gridCol w:w="1863"/>
+        <w:gridCol w:w="1863"/>
+        <w:gridCol w:w="1863"/>
+        <w:gridCol w:w="1863"/>
+      </w:tblGrid>
+      <w:tr>
+        <w:tc>
+          <w:tcPr>
+            <w:tcW w:type="dxa" w:w="1863"/>
+            <w:shd w:val="clear" w:fill="141C1E"/>
+          </w:tcPr>
+          <w:p>
+            <w:pPr>
+              <w:spacing w:before="60" w:after="60"/>
+            </w:pPr>
+            <w:r/>
+            <w:r>
+              <w:rPr>
+                <w:rFonts w:ascii="Segoe UI" w:hAnsi="Segoe UI"/>
+                <w:b/>
+                <w:i w:val="0"/>
+                <w:color w:val="FFFFFF"/>
+                <w:sz w:val="17"/>
+              </w:rPr>
+              <w:t>Fusion</w:t>
+            </w:r>
+          </w:p>
+        </w:tc>
+        <w:tc>
+          <w:tcPr>
+            <w:tcW w:type="dxa" w:w="1863"/>
+            <w:shd w:val="clear" w:fill="141C1E"/>
+          </w:tcPr>
+          <w:p>
+            <w:pPr>
+              <w:spacing w:before="60" w:after="60"/>
+            </w:pPr>
+            <w:r/>
+            <w:r>
+              <w:rPr>
+                <w:rFonts w:ascii="Segoe UI" w:hAnsi="Segoe UI"/>
+                <w:b/>
+                <w:i w:val="0"/>
+                <w:color w:val="FFFFFF"/>
+                <w:sz w:val="17"/>
+              </w:rPr>
+              <w:t>none</w:t>
+            </w:r>
+          </w:p>
+        </w:tc>
+        <w:tc>
+          <w:tcPr>
+            <w:tcW w:type="dxa" w:w="1863"/>
+            <w:shd w:val="clear" w:fill="141C1E"/>
+          </w:tcPr>
+          <w:p>
+            <w:pPr>
+              <w:spacing w:before="60" w:after="60"/>
+            </w:pPr>
+            <w:r/>
+            <w:r>
+              <w:rPr>
+                <w:rFonts w:ascii="Segoe UI" w:hAnsi="Segoe UI"/>
+                <w:b/>
+                <w:i w:val="0"/>
+                <w:color w:val="FFFFFF"/>
+                <w:sz w:val="17"/>
+              </w:rPr>
+              <w:t>generic</w:t>
+            </w:r>
+          </w:p>
+        </w:tc>
+        <w:tc>
+          <w:tcPr>
+            <w:tcW w:type="dxa" w:w="1863"/>
+            <w:shd w:val="clear" w:fill="141C1E"/>
+          </w:tcPr>
+          <w:p>
+            <w:pPr>
+              <w:spacing w:before="60" w:after="60"/>
+            </w:pPr>
+            <w:r/>
+            <w:r>
+              <w:rPr>
+                <w:rFonts w:ascii="Segoe UI" w:hAnsi="Segoe UI"/>
+                <w:b/>
+                <w:i w:val="0"/>
+                <w:color w:val="FFFFFF"/>
+                <w:sz w:val="17"/>
+              </w:rPr>
+              <w:t>matched</w:t>
+            </w:r>
+          </w:p>
+        </w:tc>
+        <w:tc>
+          <w:tcPr>
+            <w:tcW w:type="dxa" w:w="1863"/>
+            <w:shd w:val="clear" w:fill="141C1E"/>
+          </w:tcPr>
+          <w:p>
+            <w:pPr>
+              <w:spacing w:before="60" w:after="60"/>
+            </w:pPr>
+            <w:r/>
+            <w:r>
+              <w:rPr>
+                <w:rFonts w:ascii="Segoe UI" w:hAnsi="Segoe UI"/>
+                <w:b/>
+                <w:i w:val="0"/>
+                <w:color w:val="FFFFFF"/>
+                <w:sz w:val="17"/>
+              </w:rPr>
+              <w:t>mismatched</w:t>
+            </w:r>
+          </w:p>
+        </w:tc>
+      </w:tr>
+      <w:tr>
+        <w:tc>
+          <w:tcPr>
+            <w:tcW w:type="dxa" w:w="1863"/>
+            <w:shd w:val="clear" w:fill="DDEDEB"/>
+          </w:tcPr>
+          <w:p>
+            <w:pPr>
+              <w:spacing w:before="60" w:after="60"/>
+            </w:pPr>
+            <w:r/>
+            <w:r>
+              <w:rPr>
+                <w:rFonts w:ascii="Segoe UI" w:hAnsi="Segoe UI"/>
+                <w:b/>
+                <w:i w:val="0"/>
+                <w:color w:val="141C1E"/>
+                <w:sz w:val="18"/>
+              </w:rPr>
+              <w:t>Both ensembles</w:t>
+            </w:r>
+          </w:p>
+        </w:tc>
+        <w:tc>
+          <w:tcPr>
+            <w:tcW w:type="dxa" w:w="1863"/>
+            <w:shd w:val="clear" w:fill="F5F7F7"/>
+          </w:tcPr>
+          <w:p>
+            <w:pPr>
+              <w:spacing w:before="60" w:after="60"/>
+            </w:pPr>
+            <w:r/>
+            <w:r>
+              <w:rPr>
+                <w:rFonts w:ascii="Segoe UI" w:hAnsi="Segoe UI"/>
+                <w:b w:val="0"/>
+                <w:i w:val="0"/>
+                <w:color w:val="3A4A4C"/>
+                <w:sz w:val="18"/>
+              </w:rPr>
+              <w:t>35.7°</w:t>
+            </w:r>
+          </w:p>
+        </w:tc>
+        <w:tc>
+          <w:tcPr>
+            <w:tcW w:type="dxa" w:w="1863"/>
+            <w:shd w:val="clear" w:fill="F5F7F7"/>
+          </w:tcPr>
+          <w:p>
+            <w:pPr>
+              <w:spacing w:before="60" w:after="60"/>
+            </w:pPr>
+            <w:r/>
+            <w:r>
+              <w:rPr>
+                <w:rFonts w:ascii="Segoe UI" w:hAnsi="Segoe UI"/>
+                <w:b w:val="0"/>
+                <w:i w:val="0"/>
+                <w:color w:val="3A4A4C"/>
+                <w:sz w:val="18"/>
+              </w:rPr>
+              <w:t>26.3°</w:t>
+            </w:r>
+          </w:p>
+        </w:tc>
+        <w:tc>
+          <w:tcPr>
+            <w:tcW w:type="dxa" w:w="1863"/>
+            <w:shd w:val="clear" w:fill="F5F7F7"/>
+          </w:tcPr>
+          <w:p>
+            <w:pPr>
+              <w:spacing w:before="60" w:after="60"/>
+            </w:pPr>
+            <w:r/>
+            <w:r>
+              <w:rPr>
+                <w:rFonts w:ascii="Segoe UI" w:hAnsi="Segoe UI"/>
+                <w:b w:val="0"/>
+                <w:i w:val="0"/>
+                <w:color w:val="3A4A4C"/>
+                <w:sz w:val="18"/>
+              </w:rPr>
+              <w:t>26.3°</w:t>
+            </w:r>
+          </w:p>
+        </w:tc>
+        <w:tc>
+          <w:tcPr>
+            <w:tcW w:type="dxa" w:w="1863"/>
+            <w:shd w:val="clear" w:fill="F5F7F7"/>
+          </w:tcPr>
+          <w:p>
+            <w:pPr>
+              <w:spacing w:before="60" w:after="60"/>
+            </w:pPr>
+            <w:r/>
+            <w:r>
+              <w:rPr>
+                <w:rFonts w:ascii="Segoe UI" w:hAnsi="Segoe UI"/>
+                <w:b w:val="0"/>
+                <w:i w:val="0"/>
+                <w:color w:val="3A4A4C"/>
+                <w:sz w:val="18"/>
+              </w:rPr>
+              <w:t>25.0°</w:t>
+            </w:r>
+          </w:p>
+        </w:tc>
+      </w:tr>
+      <w:tr>
+        <w:tc>
+          <w:tcPr>
+            <w:tcW w:type="dxa" w:w="1863"/>
+            <w:shd w:val="clear" w:fill="DDEDEB"/>
+          </w:tcPr>
+          <w:p>
+            <w:pPr>
+              <w:spacing w:before="60" w:after="60"/>
+            </w:pPr>
+            <w:r/>
+            <w:r>
+              <w:rPr>
+                <w:rFonts w:ascii="Segoe UI" w:hAnsi="Segoe UI"/>
+                <w:b/>
+                <w:i w:val="0"/>
+                <w:color w:val="141C1E"/>
+                <w:sz w:val="18"/>
+              </w:rPr>
+              <w:t>Normal only</w:t>
+            </w:r>
+          </w:p>
+        </w:tc>
+        <w:tc>
+          <w:tcPr>
+            <w:tcW w:type="dxa" w:w="1863"/>
+            <w:shd w:val="clear" w:fill="FFFFFF"/>
+          </w:tcPr>
+          <w:p>
+            <w:pPr>
+              <w:spacing w:before="60" w:after="60"/>
+            </w:pPr>
+            <w:r/>
+            <w:r>
+              <w:rPr>
+                <w:rFonts w:ascii="Segoe UI" w:hAnsi="Segoe UI"/>
+                <w:b w:val="0"/>
+                <w:i w:val="0"/>
+                <w:color w:val="3A4A4C"/>
+                <w:sz w:val="18"/>
+              </w:rPr>
+              <w:t>35.7°</w:t>
+            </w:r>
+          </w:p>
+        </w:tc>
+        <w:tc>
+          <w:tcPr>
+            <w:tcW w:type="dxa" w:w="1863"/>
+            <w:shd w:val="clear" w:fill="FFFFFF"/>
+          </w:tcPr>
+          <w:p>
+            <w:pPr>
+              <w:spacing w:before="60" w:after="60"/>
+            </w:pPr>
+            <w:r/>
+            <w:r>
+              <w:rPr>
+                <w:rFonts w:ascii="Segoe UI" w:hAnsi="Segoe UI"/>
+                <w:b w:val="0"/>
+                <w:i w:val="0"/>
+                <w:color w:val="3A4A4C"/>
+                <w:sz w:val="18"/>
+              </w:rPr>
+              <w:t>34.5°</w:t>
+            </w:r>
+          </w:p>
+        </w:tc>
+        <w:tc>
+          <w:tcPr>
+            <w:tcW w:type="dxa" w:w="1863"/>
+            <w:shd w:val="clear" w:fill="DDEDEB"/>
+          </w:tcPr>
+          <w:p>
+            <w:pPr>
+              <w:spacing w:before="60" w:after="60"/>
+            </w:pPr>
+            <w:r/>
+            <w:r>
+              <w:rPr>
+                <w:rFonts w:ascii="Segoe UI" w:hAnsi="Segoe UI"/>
+                <w:b/>
+                <w:i w:val="0"/>
+                <w:color w:val="141C1E"/>
+                <w:sz w:val="18"/>
+              </w:rPr>
+              <w:t>41.9°</w:t>
+            </w:r>
+          </w:p>
+        </w:tc>
+        <w:tc>
+          <w:tcPr>
+            <w:tcW w:type="dxa" w:w="1863"/>
+            <w:shd w:val="clear" w:fill="FFFFFF"/>
+          </w:tcPr>
+          <w:p>
+            <w:pPr>
+              <w:spacing w:before="60" w:after="60"/>
+            </w:pPr>
+            <w:r/>
+            <w:r>
+              <w:rPr>
+                <w:rFonts w:ascii="Segoe UI" w:hAnsi="Segoe UI"/>
+                <w:b w:val="0"/>
+                <w:i w:val="0"/>
+                <w:color w:val="3A4A4C"/>
+                <w:sz w:val="18"/>
+              </w:rPr>
+              <w:t>37.6°</w:t>
+            </w:r>
+          </w:p>
+        </w:tc>
+      </w:tr>
+    </w:tbl>
+    <w:p>
+      <w:pPr>
+        <w:spacing w:after="80"/>
+      </w:pPr>
+    </w:p>
+    <w:p>
+      <w:r>
+        <w:rPr>
+          <w:rFonts w:ascii="Georgia" w:hAnsi="Georgia"/>
+          <w:b/>
+          <w:i w:val="0"/>
+          <w:color w:val="141C1E"/>
+          <w:sz w:val="21"/>
+        </w:rPr>
+        <w:t>The collapse is real and large.</w:t>
+      </w:r>
+      <w:r>
+        <w:rPr>
+          <w:rFonts w:ascii="Georgia" w:hAnsi="Georgia"/>
+          <w:b w:val="0"/>
+          <w:i w:val="0"/>
+          <w:color w:val="3A4A4C"/>
+          <w:sz w:val="21"/>
+        </w:rPr>
+        <w:t xml:space="preserve"> Grounding both ensembles contracts the angle from 35.7° to about 25°, nearly halving the margin the decision depends on — for every descriptor tested.</w:t>
+      </w:r>
+    </w:p>
+    <w:p>
+      <w:r>
+        <w:rPr>
+          <w:rFonts w:ascii="Georgia" w:hAnsi="Georgia"/>
+          <w:b/>
+          <w:i w:val="0"/>
+          <w:color w:val="141C1E"/>
+          <w:sz w:val="21"/>
+        </w:rPr>
+        <w:t>And the fix works geometrically.</w:t>
+      </w:r>
+      <w:r>
+        <w:rPr>
+          <w:rFonts w:ascii="Georgia" w:hAnsi="Georgia"/>
+          <w:b w:val="0"/>
+          <w:i w:val="0"/>
+          <w:color w:val="3A4A4C"/>
+          <w:sz w:val="21"/>
+        </w:rPr>
+        <w:t xml:space="preserve"> Grounding the normal ensemble alone causes no contraction. The matched descriptor actually </w:t>
+      </w:r>
+      <w:r>
+        <w:rPr>
+          <w:rFonts w:ascii="Georgia" w:hAnsi="Georgia"/>
+          <w:b w:val="0"/>
+          <w:i/>
+          <w:color w:val="3A4A4C"/>
+          <w:sz w:val="21"/>
+        </w:rPr>
+        <w:t>widens</w:t>
+      </w:r>
+      <w:r>
+        <w:rPr>
+          <w:rFonts w:ascii="Georgia" w:hAnsi="Georgia"/>
+          <w:b w:val="0"/>
+          <w:i w:val="0"/>
+          <w:color w:val="3A4A4C"/>
+          <w:sz w:val="21"/>
+        </w:rPr>
+        <w:t xml:space="preserve"> the angle to 41.9°, above the ungrounded baseline — and that condition has the best AUROC.</w:t>
+      </w:r>
+    </w:p>
+    <w:p>
+      <w:r>
+        <w:rPr>
+          <w:rFonts w:ascii="Georgia" w:hAnsi="Georgia"/>
+          <w:b/>
+          <w:i w:val="0"/>
+          <w:color w:val="141C1E"/>
+          <w:sz w:val="21"/>
+        </w:rPr>
+        <w:t>But one prediction failed.</w:t>
+      </w:r>
+      <w:r>
+        <w:rPr>
+          <w:rFonts w:ascii="Georgia" w:hAnsi="Georgia"/>
+          <w:b w:val="0"/>
+          <w:i w:val="0"/>
+          <w:color w:val="3A4A4C"/>
+          <w:sz w:val="21"/>
+        </w:rPr>
+        <w:t xml:space="preserve"> We expected the </w:t>
+      </w:r>
+      <w:r>
+        <w:rPr>
+          <w:rFonts w:ascii="Georgia" w:hAnsi="Georgia"/>
+          <w:b w:val="0"/>
+          <w:i/>
+          <w:color w:val="3A4A4C"/>
+          <w:sz w:val="21"/>
+        </w:rPr>
+        <w:t>accurate</w:t>
+      </w:r>
+      <w:r>
+        <w:rPr>
+          <w:rFonts w:ascii="Georgia" w:hAnsi="Georgia"/>
+          <w:b w:val="0"/>
+          <w:i w:val="0"/>
+          <w:color w:val="3A4A4C"/>
+          <w:sz w:val="21"/>
+        </w:rPr>
+        <w:t xml:space="preserve"> descriptor to collapse the prototypes furthest, since accurate text aligns with everything. It doesn't — mismatched collapses them marginally more. And the three grounded conditions sit within 1.3° of each other while their AUROC spans 0.029.</w:t>
+      </w:r>
+    </w:p>
+    <w:p>
+      <w:pPr>
+        <w:spacing w:before="120" w:after="120"/>
+        <w:ind w:left="317"/>
+        <w:pBdr>
+          <w:left w:val="single" w:sz="18" w:space="10" w:color="0D6B67"/>
+        </w:pBdr>
+      </w:pPr>
+      <w:r>
+        <w:rPr>
+          <w:rFonts w:ascii="Georgia" w:hAnsi="Georgia"/>
+          <w:b/>
+          <w:i w:val="0"/>
+          <w:color w:val="141C1E"/>
+          <w:sz w:val="21"/>
+        </w:rPr>
+        <w:t>So the account is incomplete, not confirmed.</w:t>
+      </w:r>
+      <w:r>
+        <w:rPr>
+          <w:rFonts w:ascii="Georgia" w:hAnsi="Georgia"/>
+          <w:b w:val="0"/>
+          <w:i w:val="0"/>
+          <w:color w:val="141C1E"/>
+          <w:sz w:val="21"/>
+        </w:rPr>
+        <w:t xml:space="preserve"> Prototype angle explains why grounding </w:t>
+      </w:r>
+      <w:r>
+        <w:rPr>
+          <w:rFonts w:ascii="Georgia" w:hAnsi="Georgia"/>
+          <w:b w:val="0"/>
+          <w:i/>
+          <w:color w:val="141C1E"/>
+          <w:sz w:val="21"/>
+        </w:rPr>
+        <w:t>both</w:t>
+      </w:r>
+      <w:r>
+        <w:rPr>
+          <w:rFonts w:ascii="Georgia" w:hAnsi="Georgia"/>
+          <w:b w:val="0"/>
+          <w:i w:val="0"/>
+          <w:color w:val="141C1E"/>
+          <w:sz w:val="21"/>
+        </w:rPr>
+        <w:t xml:space="preserve"> ensembles hurts. It does not explain why an accurate descriptor is the worst of the three. What's missing is the </w:t>
+      </w:r>
+      <w:r>
+        <w:rPr>
+          <w:rFonts w:ascii="Georgia" w:hAnsi="Georgia"/>
+          <w:b w:val="0"/>
+          <w:i/>
+          <w:color w:val="141C1E"/>
+          <w:sz w:val="21"/>
+        </w:rPr>
+        <w:t>direction</w:t>
+      </w:r>
+      <w:r>
+        <w:rPr>
+          <w:rFonts w:ascii="Georgia" w:hAnsi="Georgia"/>
+          <w:b w:val="0"/>
+          <w:i w:val="0"/>
+          <w:color w:val="141C1E"/>
+          <w:sz w:val="21"/>
+        </w:rPr>
+        <w:t xml:space="preserve"> of the collapse — toward the image distribution or away from it — and that hasn't been measured.</w:t>
+      </w:r>
+    </w:p>
+    <w:p>
+      <w:r>
+        <w:rPr>
+          <w:rFonts w:ascii="Georgia" w:hAnsi="Georgia"/>
+          <w:b w:val="0"/>
+          <w:i w:val="0"/>
+          <w:color w:val="3A4A4C"/>
+          <w:sz w:val="21"/>
+        </w:rPr>
+        <w:t>If asked, say exactly that. A mechanism that explains most of an effect and is honest about the remainder is stronger than one asserted to explain all of it.</w:t>
+      </w:r>
+    </w:p>
+    <w:p>
+      <w:pPr>
+        <w:keepNext/>
         <w:spacing w:before="320" w:after="120"/>
       </w:pPr>
       <w:r>
@@ -9872,7 +10442,7 @@
           <w:color w:val="141C1E"/>
           <w:sz w:val="21"/>
         </w:rPr>
-        <w:t>The dilution mechanism is inferred, not directly measured.</w:t>
+        <w:t>The *direction* of prototype collapse is not measured.</w:t>
       </w:r>
       <w:r>
         <w:rPr>
@@ -9882,7 +10452,7 @@
           <w:color w:val="3A4A4C"/>
           <w:sz w:val="21"/>
         </w:rPr>
-        <w:t xml:space="preserve"> The prototype</w:t>
+        <w:t xml:space="preserve"> The collapse</w:t>
       </w:r>
     </w:p>
     <w:p>
@@ -9894,7 +10464,27 @@
           <w:color w:val="3A4A4C"/>
           <w:sz w:val="21"/>
         </w:rPr>
-        <w:t>distance under each condition has never been computed. Takes minutes.</w:t>
+        <w:t xml:space="preserve">itself now is (§5.4a), but not whether it moves the prototypes toward or away from where the image embeddings sit — which is what would explain why an accurate descriptor is worse than a wrong one under </w:t>
+      </w:r>
+      <w:r>
+        <w:rPr>
+          <w:rFonts w:ascii="Consolas" w:hAnsi="Consolas"/>
+          <w:b w:val="0"/>
+          <w:i w:val="0"/>
+          <w:color w:val="3A4A4C"/>
+          <w:sz w:val="20"/>
+        </w:rPr>
+        <w:t>both</w:t>
+      </w:r>
+      <w:r>
+        <w:rPr>
+          <w:rFonts w:ascii="Georgia" w:hAnsi="Georgia"/>
+          <w:b w:val="0"/>
+          <w:i w:val="0"/>
+          <w:color w:val="3A4A4C"/>
+          <w:sz w:val="21"/>
+        </w:rPr>
+        <w:t xml:space="preserve"> fusion.</w:t>
       </w:r>
     </w:p>
     <w:p>

--- a/docs/08_understanding/DA-ZVAD_Handbook.docx
+++ b/docs/08_understanding/DA-ZVAD_Handbook.docx
@@ -4915,7 +4915,7 @@
                 <w:color w:val="FFFFFF"/>
                 <w:sz w:val="17"/>
               </w:rPr>
-              <w:t>Campus CCTV, 13 different cameras, 107 clips, 40,791 frames</w:t>
+              <w:t>Campus CCTV, 12 camera views in the test split, 107 clips, 40,791 frames</w:t>
             </w:r>
           </w:p>
         </w:tc>
@@ -5093,7 +5093,7 @@
           <w:color w:val="3A4A4C"/>
           <w:sz w:val="21"/>
         </w:rPr>
-        <w:t>That "13 cameras versus 1" difference turns out to matter enormously (§6.7).</w:t>
+        <w:t>That "12 cameras versus 1" difference turns out to matter enormously (§6.7).</w:t>
       </w:r>
     </w:p>
     <w:p>
@@ -5258,19 +5258,19 @@
           <w:color w:val="3A4A4C"/>
           <w:sz w:val="21"/>
         </w:rPr>
-        <w:t>ShanghaiTech has 13 cameras, each looking at a different part of campus with different lighting and angles. CLIP produces slightly different baseline scores under each — not because anything is anomalous, simply because the scenes differ.</w:t>
-      </w:r>
-    </w:p>
-    <w:p>
-      <w:r>
-        <w:rPr>
-          <w:rFonts w:ascii="Georgia" w:hAnsi="Georgia"/>
-          <w:b w:val="0"/>
-          <w:i w:val="0"/>
-          <w:color w:val="3A4A4C"/>
-          <w:sz w:val="21"/>
-        </w:rPr>
-        <w:t>We were taking every frame from all 13 cameras and ranking them in one big list.</w:t>
+        <w:t>The ShanghaiTech test split spans 12 cameras, each looking at a different part of campus with different lighting and angles. CLIP produces slightly different baseline scores under each — not because anything is anomalous, simply because the scenes differ.</w:t>
+      </w:r>
+    </w:p>
+    <w:p>
+      <w:r>
+        <w:rPr>
+          <w:rFonts w:ascii="Georgia" w:hAnsi="Georgia"/>
+          <w:b w:val="0"/>
+          <w:i w:val="0"/>
+          <w:color w:val="3A4A4C"/>
+          <w:sz w:val="21"/>
+        </w:rPr>
+        <w:t>We were taking every frame from all 12 cameras and ranking them in one big list.</w:t>
       </w:r>
     </w:p>
     <w:p>
@@ -10720,7 +10720,7 @@
           <w:color w:val="3A4A4C"/>
           <w:sz w:val="21"/>
         </w:rPr>
-        <w:t xml:space="preserve">ShanghaiTech has </w:t>
+        <w:t xml:space="preserve">ShanghaiTech's test split has </w:t>
       </w:r>
       <w:r>
         <w:rPr>
@@ -10730,7 +10730,7 @@
           <w:color w:val="141C1E"/>
           <w:sz w:val="21"/>
         </w:rPr>
-        <w:t>13 camera views</w:t>
+        <w:t>12 camera views</w:t>
       </w:r>
       <w:r>
         <w:rPr>
@@ -10819,7 +10819,7 @@
           <w:color w:val="141C1E"/>
           <w:sz w:val="21"/>
         </w:rPr>
-        <w:t>13 single-camera datasets stacked together</w:t>
+        <w:t>12 single-camera datasets stacked together</w:t>
       </w:r>
       <w:r>
         <w:rPr>
@@ -10960,7 +10960,7 @@
                 <w:color w:val="3A4A4C"/>
                 <w:sz w:val="18"/>
               </w:rPr>
-              <w:t>All 13 cameras pooled</w:t>
+              <w:t>All 12 cameras pooled</w:t>
             </w:r>
           </w:p>
         </w:tc>
@@ -12946,7 +12946,7 @@
           <w:color w:val="141C1E"/>
           <w:sz w:val="21"/>
         </w:rPr>
-        <w:t>It uses no labels — it only puts 13 cameras on a common scale before comparing them. It's the benchmark's own published protocol, and we report the un-rescaled figure in the same table.</w:t>
+        <w:t>It uses no labels — it only puts 12 cameras on a common scale before comparing them. It's the benchmark's own published protocol, and we report the un-rescaled figure in the same table.</w:t>
       </w:r>
     </w:p>
     <w:p>
@@ -13105,7 +13105,7 @@
           <w:color w:val="141C1E"/>
           <w:sz w:val="21"/>
         </w:rPr>
-        <w:t xml:space="preserve">It bounds it rather than refuting it. The detector transfers almost exactly — 0.706 against 0.707. What doesn't transfer is the context effect: the gap falls from ten points to two, and the correct description scores below none. We tested why. ShanghaiTech has thirteen camera views; Avenue has one. Confining ShanghaiTech to a single view reproduces Avenue's flat result. So the sentence mainly identifies </w:t>
+        <w:t xml:space="preserve">It bounds it rather than refuting it. The detector transfers almost exactly — 0.706 against 0.707. What doesn't transfer is the context effect: the gap falls from ten points to two, and the correct description scores below none. We tested why. ShanghaiTech's test split has twelve camera views; Avenue has one. Confining ShanghaiTech to a single view reproduces Avenue's flat result. So the sentence mainly identifies </w:t>
       </w:r>
       <w:r>
         <w:rPr>
@@ -13800,7 +13800,7 @@
                 <w:color w:val="3A4A4C"/>
                 <w:sz w:val="18"/>
               </w:rPr>
-              <w:t xml:space="preserve">All 13 views currently share one sentence — and §6.7 says identifying the view </w:t>
+              <w:t xml:space="preserve">All 12 views currently share one sentence — and §6.7 says identifying the view </w:t>
             </w:r>
             <w:r>
               <w:rPr>
@@ -15472,7 +15472,7 @@
           <w:color w:val="3A4A4C"/>
           <w:sz w:val="21"/>
         </w:rPr>
-        <w:t>Why did pooling raw scores across 13 cameras give 0.52? Use the two-camera</w:t>
+        <w:t>Why did pooling raw scores across 12 cameras give 0.52? Use the two-camera</w:t>
       </w:r>
     </w:p>
     <w:p>

--- a/docs/08_understanding/DA-ZVAD_Handbook.docx
+++ b/docs/08_understanding/DA-ZVAD_Handbook.docx
@@ -11028,7 +11028,7 @@
                 <w:color w:val="141C1E"/>
                 <w:sz w:val="18"/>
               </w:rPr>
-              <w:t>+0.034</w:t>
+              <w:t>+0.033</w:t>
             </w:r>
           </w:p>
         </w:tc>
@@ -11229,7 +11229,7 @@
           <w:color w:val="3A4A4C"/>
           <w:sz w:val="21"/>
         </w:rPr>
-        <w:t xml:space="preserve"> each camera's estimate rests on only 5–34 clips, three of the nine are negative, and the variation between cameras (0.058) is larger than the average effect (0.034). One camera scores 0.415 — below chance — under every condition, and we have no explanation for that.</w:t>
+        <w:t xml:space="preserve"> each camera's estimate rests on only 5–34 clips, three of the nine are negative, and the variation between cameras (0.058) is larger than the average effect (0.033). One camera scores 0.415 — below chance — under every condition, and we have no explanation for that.</w:t>
       </w:r>
     </w:p>
     <w:p>

--- a/docs/08_understanding/DA-ZVAD_Handbook.docx
+++ b/docs/08_understanding/DA-ZVAD_Handbook.docx
@@ -29,7 +29,7 @@
           <w:color w:val="3A4A4C"/>
           <w:sz w:val="21"/>
         </w:rPr>
-        <w:t>A document to learn from. Written to be read straight through. Last updated 19 August 2026, after five GPU runs across two benchmarks.</w:t>
+        <w:t>A document to learn from. Written to be read straight through. Last updated 25 August 2026: eight figures added, each with an explanation of how to read it and what to say about it.</w:t>
       </w:r>
     </w:p>
     <w:p>
@@ -619,6 +619,28 @@
           <w:color w:val="141C1E"/>
           <w:sz w:val="21"/>
         </w:rPr>
+        <w:t>The figures are part of the teaching, not decoration.</w:t>
+      </w:r>
+      <w:r>
+        <w:rPr>
+          <w:rFonts w:ascii="Georgia" w:hAnsi="Georgia"/>
+          <w:b w:val="0"/>
+          <w:i w:val="0"/>
+          <w:color w:val="3A4A4C"/>
+          <w:sz w:val="21"/>
+        </w:rPr>
+        <w:t xml:space="preserve"> Eight of them are spread through Parts 2, 4, 5 and 6, and each is followed by a section explaining what to look at, in what order, and what a supervisor is likely to ask about it. Figure 2 (the architecture, §4.1) and Figure 7 (the two curves, §6.3) are the two you should be able to talk through from memory.</w:t>
+      </w:r>
+    </w:p>
+    <w:p>
+      <w:r>
+        <w:rPr>
+          <w:rFonts w:ascii="Georgia" w:hAnsi="Georgia"/>
+          <w:b/>
+          <w:i w:val="0"/>
+          <w:color w:val="141C1E"/>
+          <w:sz w:val="21"/>
+        </w:rPr>
         <w:t>If you only have twenty minutes:</w:t>
       </w:r>
       <w:r>
@@ -2106,6 +2128,172 @@
           <w:sz w:val="21"/>
         </w:rPr>
         <w:t>Real events last a second or more and survive the averaging. One-frame noise doesn't. This costs nothing — there's no parameter to learn, only a choice of window size. Ours is 31, and §6.2 shows why.</w:t>
+      </w:r>
+    </w:p>
+    <w:p>
+      <w:pPr>
+        <w:spacing w:before="200" w:after="80"/>
+        <w:jc w:val="center"/>
+      </w:pPr>
+      <w:r>
+        <w:drawing>
+          <wp:inline xmlns:a="http://schemas.openxmlformats.org/drawingml/2006/main" xmlns:pic="http://schemas.openxmlformats.org/drawingml/2006/picture">
+            <wp:extent cx="5916295" cy="2014970"/>
+            <wp:docPr id="1" name="Picture 1"/>
+            <wp:cNvGraphicFramePr>
+              <a:graphicFrameLocks noChangeAspect="1"/>
+            </wp:cNvGraphicFramePr>
+            <a:graphic>
+              <a:graphicData uri="http://schemas.openxmlformats.org/drawingml/2006/picture">
+                <pic:pic>
+                  <pic:nvPicPr>
+                    <pic:cNvPr id="0" name="fig_detection_example.png"/>
+                    <pic:cNvPicPr/>
+                  </pic:nvPicPr>
+                  <pic:blipFill>
+                    <a:blip r:embed="rId9"/>
+                    <a:stretch>
+                      <a:fillRect/>
+                    </a:stretch>
+                  </pic:blipFill>
+                  <pic:spPr>
+                    <a:xfrm>
+                      <a:off x="0" y="0"/>
+                      <a:ext cx="5916295" cy="2014970"/>
+                    </a:xfrm>
+                    <a:prstGeom prst="rect"/>
+                  </pic:spPr>
+                </pic:pic>
+              </a:graphicData>
+            </a:graphic>
+          </wp:inline>
+        </w:drawing>
+      </w:r>
+    </w:p>
+    <w:p>
+      <w:pPr>
+        <w:spacing w:after="240"/>
+        <w:jc w:val="center"/>
+      </w:pPr>
+      <w:r>
+        <w:rPr>
+          <w:rFonts w:ascii="Segoe UI" w:hAnsi="Segoe UI"/>
+          <w:b/>
+          <w:color w:val="0D6B67"/>
+          <w:sz w:val="18"/>
+        </w:rPr>
+        <w:t xml:space="preserve">Figure 1.  </w:t>
+      </w:r>
+      <w:r>
+        <w:rPr>
+          <w:rFonts w:ascii="Segoe UI" w:hAnsi="Segoe UI"/>
+          <w:b w:val="0"/>
+          <w:i w:val="0"/>
+          <w:color w:val="617274"/>
+          <w:sz w:val="18"/>
+        </w:rPr>
+        <w:t>One clip scored from beginning to end. The faint jagged line is the raw per-frame score; the solid line is the same scores after smoothing. The shaded band marks where the real event is.</w:t>
+      </w:r>
+    </w:p>
+    <w:p>
+      <w:pPr>
+        <w:keepNext/>
+        <w:spacing w:before="240" w:after="120"/>
+      </w:pPr>
+      <w:r>
+        <w:rPr>
+          <w:rFonts w:ascii="Segoe UI" w:hAnsi="Segoe UI"/>
+          <w:b/>
+          <w:color w:val="141C1E"/>
+          <w:sz w:val="25"/>
+        </w:rPr>
+        <w:t>What this picture is showing you</w:t>
+      </w:r>
+    </w:p>
+    <w:p>
+      <w:r>
+        <w:rPr>
+          <w:rFonts w:ascii="Georgia" w:hAnsi="Georgia"/>
+          <w:b/>
+          <w:i w:val="0"/>
+          <w:color w:val="141C1E"/>
+          <w:sz w:val="21"/>
+        </w:rPr>
+        <w:t>Look at the faint jagged line first.</w:t>
+      </w:r>
+      <w:r>
+        <w:rPr>
+          <w:rFonts w:ascii="Georgia" w:hAnsi="Georgia"/>
+          <w:b w:val="0"/>
+          <w:i w:val="0"/>
+          <w:color w:val="3A4A4C"/>
+          <w:sz w:val="21"/>
+        </w:rPr>
+        <w:t xml:space="preserve"> That is the raw score for each frame in order. Notice that it spikes </w:t>
+      </w:r>
+      <w:r>
+        <w:rPr>
+          <w:rFonts w:ascii="Georgia" w:hAnsi="Georgia"/>
+          <w:b w:val="0"/>
+          <w:i/>
+          <w:color w:val="3A4A4C"/>
+          <w:sz w:val="21"/>
+        </w:rPr>
+        <w:t>outside</w:t>
+      </w:r>
+      <w:r>
+        <w:rPr>
+          <w:rFonts w:ascii="Georgia" w:hAnsi="Georgia"/>
+          <w:b w:val="0"/>
+          <w:i w:val="0"/>
+          <w:color w:val="3A4A4C"/>
+          <w:sz w:val="21"/>
+        </w:rPr>
+        <w:t xml:space="preserve"> the shaded band, where nothing is happening — sometimes reaching as high as it does inside the band. If you had to choose a threshold on that line, you would raise a great many false alarms.</w:t>
+      </w:r>
+    </w:p>
+    <w:p>
+      <w:r>
+        <w:rPr>
+          <w:rFonts w:ascii="Georgia" w:hAnsi="Georgia"/>
+          <w:b/>
+          <w:i w:val="0"/>
+          <w:color w:val="141C1E"/>
+          <w:sz w:val="21"/>
+        </w:rPr>
+        <w:t>Now the solid line.</w:t>
+      </w:r>
+      <w:r>
+        <w:rPr>
+          <w:rFonts w:ascii="Georgia" w:hAnsi="Georgia"/>
+          <w:b w:val="0"/>
+          <w:i w:val="0"/>
+          <w:color w:val="3A4A4C"/>
+          <w:sz w:val="21"/>
+        </w:rPr>
+        <w:t xml:space="preserve"> The same numbers, averaged with their neighbours. The isolated spikes have flattened, because one odd frame surrounded by thirty ordinary ones barely moves an average. The event survived, because it lasts long enough that most of its neighbours belong to the event too.</w:t>
+      </w:r>
+    </w:p>
+    <w:p>
+      <w:r>
+        <w:rPr>
+          <w:rFonts w:ascii="Georgia" w:hAnsi="Georgia"/>
+          <w:b/>
+          <w:i w:val="0"/>
+          <w:color w:val="141C1E"/>
+          <w:sz w:val="21"/>
+        </w:rPr>
+        <w:t>That asymmetry is the whole justification for M2.</w:t>
+      </w:r>
+      <w:r>
+        <w:rPr>
+          <w:rFonts w:ascii="Georgia" w:hAnsi="Georgia"/>
+          <w:b w:val="0"/>
+          <w:i w:val="0"/>
+          <w:color w:val="3A4A4C"/>
+          <w:sz w:val="21"/>
+        </w:rPr>
+        <w:t xml:space="preserve"> Noise is short and averages away; events are long and do not. Worth saying aloud: this costs nothing at all. No parameter is fitted here — only a choice of how wide to average.</w:t>
       </w:r>
     </w:p>
     <w:p>
@@ -3740,6 +3928,288 @@
           <w:sz w:val="21"/>
         </w:rPr>
         <w:t xml:space="preserve"> It's Phase 3 work.</w:t>
+      </w:r>
+    </w:p>
+    <w:p>
+      <w:pPr>
+        <w:spacing w:before="200" w:after="80"/>
+        <w:jc w:val="center"/>
+      </w:pPr>
+      <w:r>
+        <w:drawing>
+          <wp:inline xmlns:a="http://schemas.openxmlformats.org/drawingml/2006/main" xmlns:pic="http://schemas.openxmlformats.org/drawingml/2006/picture">
+            <wp:extent cx="5916295" cy="3268443"/>
+            <wp:docPr id="2" name="Picture 2"/>
+            <wp:cNvGraphicFramePr>
+              <a:graphicFrameLocks noChangeAspect="1"/>
+            </wp:cNvGraphicFramePr>
+            <a:graphic>
+              <a:graphicData uri="http://schemas.openxmlformats.org/drawingml/2006/picture">
+                <pic:pic>
+                  <pic:nvPicPr>
+                    <pic:cNvPr id="0" name="dazvad_architecture.png"/>
+                    <pic:cNvPicPr/>
+                  </pic:nvPicPr>
+                  <pic:blipFill>
+                    <a:blip r:embed="rId10"/>
+                    <a:stretch>
+                      <a:fillRect/>
+                    </a:stretch>
+                  </pic:blipFill>
+                  <pic:spPr>
+                    <a:xfrm>
+                      <a:off x="0" y="0"/>
+                      <a:ext cx="5916295" cy="3268443"/>
+                    </a:xfrm>
+                    <a:prstGeom prst="rect"/>
+                  </pic:spPr>
+                </pic:pic>
+              </a:graphicData>
+            </a:graphic>
+          </wp:inline>
+        </w:drawing>
+      </w:r>
+    </w:p>
+    <w:p>
+      <w:pPr>
+        <w:spacing w:after="240"/>
+        <w:jc w:val="center"/>
+      </w:pPr>
+      <w:r>
+        <w:rPr>
+          <w:rFonts w:ascii="Segoe UI" w:hAnsi="Segoe UI"/>
+          <w:b/>
+          <w:color w:val="0D6B67"/>
+          <w:sz w:val="18"/>
+        </w:rPr>
+        <w:t xml:space="preserve">Figure 2.  </w:t>
+      </w:r>
+      <w:r>
+        <w:rPr>
+          <w:rFonts w:ascii="Segoe UI" w:hAnsi="Segoe UI"/>
+          <w:b w:val="0"/>
+          <w:i w:val="0"/>
+          <w:color w:val="617274"/>
+          <w:sz w:val="18"/>
+        </w:rPr>
+        <w:t>The DA-ZVAD framework. Read it left to right: the video and the operator's sentence enter as two separate inputs, meet in the middle, and produce one score per frame.</w:t>
+      </w:r>
+    </w:p>
+    <w:p>
+      <w:pPr>
+        <w:keepNext/>
+        <w:spacing w:before="240" w:after="120"/>
+      </w:pPr>
+      <w:r>
+        <w:rPr>
+          <w:rFonts w:ascii="Segoe UI" w:hAnsi="Segoe UI"/>
+          <w:b/>
+          <w:color w:val="141C1E"/>
+          <w:sz w:val="25"/>
+        </w:rPr>
+        <w:t>How to read the diagram</w:t>
+      </w:r>
+    </w:p>
+    <w:p>
+      <w:r>
+        <w:rPr>
+          <w:rFonts w:ascii="Georgia" w:hAnsi="Georgia"/>
+          <w:b w:val="0"/>
+          <w:i w:val="0"/>
+          <w:color w:val="3A4A4C"/>
+          <w:sz w:val="21"/>
+        </w:rPr>
+        <w:t>Spend a minute on this one, because you will be asked to walk through it.</w:t>
+      </w:r>
+    </w:p>
+    <w:p>
+      <w:r>
+        <w:rPr>
+          <w:rFonts w:ascii="Georgia" w:hAnsi="Georgia"/>
+          <w:b/>
+          <w:i w:val="0"/>
+          <w:color w:val="141C1E"/>
+          <w:sz w:val="21"/>
+        </w:rPr>
+        <w:t>There are two inputs, not one.</w:t>
+      </w:r>
+      <w:r>
+        <w:rPr>
+          <w:rFonts w:ascii="Georgia" w:hAnsi="Georgia"/>
+          <w:b w:val="0"/>
+          <w:i w:val="0"/>
+          <w:color w:val="3A4A4C"/>
+          <w:sz w:val="21"/>
+        </w:rPr>
+        <w:t xml:space="preserve"> On the left, the video is one input and the operator's typed sentence is the other. Almost every other system in this area has only the first. The sentence being an </w:t>
+      </w:r>
+      <w:r>
+        <w:rPr>
+          <w:rFonts w:ascii="Georgia" w:hAnsi="Georgia"/>
+          <w:b w:val="0"/>
+          <w:i/>
+          <w:color w:val="3A4A4C"/>
+          <w:sz w:val="21"/>
+        </w:rPr>
+        <w:t>input</w:t>
+      </w:r>
+      <w:r>
+        <w:rPr>
+          <w:rFonts w:ascii="Georgia" w:hAnsi="Georgia"/>
+          <w:b w:val="0"/>
+          <w:i w:val="0"/>
+          <w:color w:val="3A4A4C"/>
+          <w:sz w:val="21"/>
+        </w:rPr>
+        <w:t xml:space="preserve"> — something a person supplies at the moment of deployment, rather than something learned beforehand — is the whole idea of the project in one picture.</w:t>
+      </w:r>
+    </w:p>
+    <w:p>
+      <w:r>
+        <w:rPr>
+          <w:rFonts w:ascii="Georgia" w:hAnsi="Georgia"/>
+          <w:b/>
+          <w:i w:val="0"/>
+          <w:color w:val="141C1E"/>
+          <w:sz w:val="21"/>
+        </w:rPr>
+        <w:t>The two branches stay separate until they meet.</w:t>
+      </w:r>
+      <w:r>
+        <w:rPr>
+          <w:rFonts w:ascii="Georgia" w:hAnsi="Georgia"/>
+          <w:b w:val="0"/>
+          <w:i w:val="0"/>
+          <w:color w:val="3A4A4C"/>
+          <w:sz w:val="21"/>
+        </w:rPr>
+        <w:t xml:space="preserve"> The top branch (M1) turns each frame into a list of numbers. The bottom branch (M3) turns the prompts, with your sentence mixed in, into two lists of numbers: one standing for "normal" and one for "abnormal". Neither branch knows anything about the other until they meet at the scoring step. That is </w:t>
+      </w:r>
+      <w:r>
+        <w:rPr>
+          <w:rFonts w:ascii="Georgia" w:hAnsi="Georgia"/>
+          <w:b w:val="0"/>
+          <w:i/>
+          <w:color w:val="3A4A4C"/>
+          <w:sz w:val="21"/>
+        </w:rPr>
+        <w:t>why</w:t>
+      </w:r>
+      <w:r>
+        <w:rPr>
+          <w:rFonts w:ascii="Georgia" w:hAnsi="Georgia"/>
+          <w:b w:val="0"/>
+          <w:i w:val="0"/>
+          <w:color w:val="3A4A4C"/>
+          <w:sz w:val="21"/>
+        </w:rPr>
+        <w:t xml:space="preserve"> the sentence can only influence the result through those two prototype vectors, and through nothing else.</w:t>
+      </w:r>
+    </w:p>
+    <w:p>
+      <w:r>
+        <w:rPr>
+          <w:rFonts w:ascii="Georgia" w:hAnsi="Georgia"/>
+          <w:b/>
+          <w:i w:val="0"/>
+          <w:color w:val="141C1E"/>
+          <w:sz w:val="21"/>
+        </w:rPr>
+        <w:t>Every model box carries a snowflake.</w:t>
+      </w:r>
+      <w:r>
+        <w:rPr>
+          <w:rFonts w:ascii="Georgia" w:hAnsi="Georgia"/>
+          <w:b w:val="0"/>
+          <w:i w:val="0"/>
+          <w:color w:val="3A4A4C"/>
+          <w:sz w:val="21"/>
+        </w:rPr>
+        <w:t xml:space="preserve"> That mark means the weights are frozen — nothing is trained, nothing is updated, not even slightly. Point at these if someone asks what makes the experiment trustworthy. Because nothing else is allowed to change, anything that </w:t>
+      </w:r>
+      <w:r>
+        <w:rPr>
+          <w:rFonts w:ascii="Georgia" w:hAnsi="Georgia"/>
+          <w:b w:val="0"/>
+          <w:i/>
+          <w:color w:val="3A4A4C"/>
+          <w:sz w:val="21"/>
+        </w:rPr>
+        <w:t>does</w:t>
+      </w:r>
+      <w:r>
+        <w:rPr>
+          <w:rFonts w:ascii="Georgia" w:hAnsi="Georgia"/>
+          <w:b w:val="0"/>
+          <w:i w:val="0"/>
+          <w:color w:val="3A4A4C"/>
+          <w:sz w:val="21"/>
+        </w:rPr>
+        <w:t xml:space="preserve"> change must have been caused by the sentence. §4.4 is the long form of that argument.</w:t>
+      </w:r>
+    </w:p>
+    <w:p>
+      <w:r>
+        <w:rPr>
+          <w:rFonts w:ascii="Georgia" w:hAnsi="Georgia"/>
+          <w:b/>
+          <w:i w:val="0"/>
+          <w:color w:val="141C1E"/>
+          <w:sz w:val="21"/>
+        </w:rPr>
+        <w:t>The right-hand side turns a score into a decision.</w:t>
+      </w:r>
+      <w:r>
+        <w:rPr>
+          <w:rFonts w:ascii="Georgia" w:hAnsi="Georgia"/>
+          <w:b w:val="0"/>
+          <w:i w:val="0"/>
+          <w:color w:val="3A4A4C"/>
+          <w:sz w:val="21"/>
+        </w:rPr>
+        <w:t xml:space="preserve"> Scores per frame, then M2 smooths them over time, then a threshold turns the smoothed curve into flagged events, then M4 explains one frame per event. M4 is drawn lighter because we have not run it on video yet — do not let the diagram imply otherwise.</w:t>
+      </w:r>
+    </w:p>
+    <w:p>
+      <w:r>
+        <w:rPr>
+          <w:rFonts w:ascii="Georgia" w:hAnsi="Georgia"/>
+          <w:b/>
+          <w:i w:val="0"/>
+          <w:color w:val="141C1E"/>
+          <w:sz w:val="21"/>
+        </w:rPr>
+        <w:t>A question to expect:</w:t>
+      </w:r>
+      <w:r>
+        <w:rPr>
+          <w:rFonts w:ascii="Georgia" w:hAnsi="Georgia"/>
+          <w:b w:val="0"/>
+          <w:i w:val="0"/>
+          <w:color w:val="3A4A4C"/>
+          <w:sz w:val="21"/>
+        </w:rPr>
+        <w:t xml:space="preserve"> </w:t>
+      </w:r>
+      <w:r>
+        <w:rPr>
+          <w:rFonts w:ascii="Georgia" w:hAnsi="Georgia"/>
+          <w:b w:val="0"/>
+          <w:i/>
+          <w:color w:val="3A4A4C"/>
+          <w:sz w:val="21"/>
+        </w:rPr>
+        <w:t>"where does the training happen?"</w:t>
+      </w:r>
+      <w:r>
+        <w:rPr>
+          <w:rFonts w:ascii="Georgia" w:hAnsi="Georgia"/>
+          <w:b w:val="0"/>
+          <w:i w:val="0"/>
+          <w:color w:val="3A4A4C"/>
+          <w:sz w:val="21"/>
+        </w:rPr>
+        <w:t xml:space="preserve"> It doesn't, anywhere. CLIP and LLaVA were trained by other people on general web data; we use them exactly as they are. That is deliberate, not a shortcut, and §4.4 says why.</w:t>
       </w:r>
     </w:p>
     <w:p>
@@ -5098,6 +5568,192 @@
     </w:p>
     <w:p>
       <w:pPr>
+        <w:spacing w:before="200" w:after="80"/>
+        <w:jc w:val="center"/>
+      </w:pPr>
+      <w:r>
+        <w:drawing>
+          <wp:inline xmlns:a="http://schemas.openxmlformats.org/drawingml/2006/main" xmlns:pic="http://schemas.openxmlformats.org/drawingml/2006/picture">
+            <wp:extent cx="5916295" cy="2529430"/>
+            <wp:docPr id="3" name="Picture 3"/>
+            <wp:cNvGraphicFramePr>
+              <a:graphicFrameLocks noChangeAspect="1"/>
+            </wp:cNvGraphicFramePr>
+            <a:graphic>
+              <a:graphicData uri="http://schemas.openxmlformats.org/drawingml/2006/picture">
+                <pic:pic>
+                  <pic:nvPicPr>
+                    <pic:cNvPr id="0" name="fig_dataset_samples.png"/>
+                    <pic:cNvPicPr/>
+                  </pic:nvPicPr>
+                  <pic:blipFill>
+                    <a:blip r:embed="rId11"/>
+                    <a:stretch>
+                      <a:fillRect/>
+                    </a:stretch>
+                  </pic:blipFill>
+                  <pic:spPr>
+                    <a:xfrm>
+                      <a:off x="0" y="0"/>
+                      <a:ext cx="5916295" cy="2529430"/>
+                    </a:xfrm>
+                    <a:prstGeom prst="rect"/>
+                  </pic:spPr>
+                </pic:pic>
+              </a:graphicData>
+            </a:graphic>
+          </wp:inline>
+        </w:drawing>
+      </w:r>
+    </w:p>
+    <w:p>
+      <w:pPr>
+        <w:spacing w:after="240"/>
+        <w:jc w:val="center"/>
+      </w:pPr>
+      <w:r>
+        <w:rPr>
+          <w:rFonts w:ascii="Segoe UI" w:hAnsi="Segoe UI"/>
+          <w:b/>
+          <w:color w:val="0D6B67"/>
+          <w:sz w:val="18"/>
+        </w:rPr>
+        <w:t xml:space="preserve">Figure 3.  </w:t>
+      </w:r>
+      <w:r>
+        <w:rPr>
+          <w:rFonts w:ascii="Segoe UI" w:hAnsi="Segoe UI"/>
+          <w:b w:val="0"/>
+          <w:i w:val="0"/>
+          <w:color w:val="617274"/>
+          <w:sz w:val="18"/>
+        </w:rPr>
+        <w:t>Normal and anomalous frames from both benchmarks. Each column is a single fixed camera, so going down a column only the event changes.</w:t>
+      </w:r>
+    </w:p>
+    <w:p>
+      <w:pPr>
+        <w:keepNext/>
+        <w:spacing w:before="240" w:after="120"/>
+      </w:pPr>
+      <w:r>
+        <w:rPr>
+          <w:rFonts w:ascii="Segoe UI" w:hAnsi="Segoe UI"/>
+          <w:b/>
+          <w:color w:val="141C1E"/>
+          <w:sz w:val="25"/>
+        </w:rPr>
+        <w:t>Why this picture is worth showing</w:t>
+      </w:r>
+    </w:p>
+    <w:p>
+      <w:r>
+        <w:rPr>
+          <w:rFonts w:ascii="Georgia" w:hAnsi="Georgia"/>
+          <w:b/>
+          <w:i w:val="0"/>
+          <w:color w:val="141C1E"/>
+          <w:sz w:val="21"/>
+        </w:rPr>
+        <w:t>Compare down a column, not across.</w:t>
+      </w:r>
+      <w:r>
+        <w:rPr>
+          <w:rFonts w:ascii="Georgia" w:hAnsi="Georgia"/>
+          <w:b w:val="0"/>
+          <w:i w:val="0"/>
+          <w:color w:val="3A4A4C"/>
+          <w:sz w:val="21"/>
+        </w:rPr>
+        <w:t xml:space="preserve"> Within a column the camera never moves, the lighting is the same, and the scene is the same walkway or building. The only difference between the upper and lower image is </w:t>
+      </w:r>
+      <w:r>
+        <w:rPr>
+          <w:rFonts w:ascii="Georgia" w:hAnsi="Georgia"/>
+          <w:b w:val="0"/>
+          <w:i/>
+          <w:color w:val="3A4A4C"/>
+          <w:sz w:val="21"/>
+        </w:rPr>
+        <w:t>what is happening</w:t>
+      </w:r>
+      <w:r>
+        <w:rPr>
+          <w:rFonts w:ascii="Georgia" w:hAnsi="Georgia"/>
+          <w:b w:val="0"/>
+          <w:i w:val="0"/>
+          <w:color w:val="3A4A4C"/>
+          <w:sz w:val="21"/>
+        </w:rPr>
+        <w:t>.</w:t>
+      </w:r>
+    </w:p>
+    <w:p>
+      <w:r>
+        <w:rPr>
+          <w:rFonts w:ascii="Georgia" w:hAnsi="Georgia"/>
+          <w:b/>
+          <w:i w:val="0"/>
+          <w:color w:val="141C1E"/>
+          <w:sz w:val="21"/>
+        </w:rPr>
+        <w:t>That is the concept-shift argument as a photograph.</w:t>
+      </w:r>
+      <w:r>
+        <w:rPr>
+          <w:rFonts w:ascii="Georgia" w:hAnsi="Georgia"/>
+          <w:b w:val="0"/>
+          <w:i w:val="0"/>
+          <w:color w:val="3A4A4C"/>
+          <w:sz w:val="21"/>
+        </w:rPr>
+        <w:t xml:space="preserve"> An empty walkway and the same walkway with a cyclist on it look nearly identical to a computer — the pixels barely differ. Yet one is labelled normal and the other anomalous. So the label cannot be a property of how the scene </w:t>
+      </w:r>
+      <w:r>
+        <w:rPr>
+          <w:rFonts w:ascii="Georgia" w:hAnsi="Georgia"/>
+          <w:b w:val="0"/>
+          <w:i/>
+          <w:color w:val="3A4A4C"/>
+          <w:sz w:val="21"/>
+        </w:rPr>
+        <w:t>looks</w:t>
+      </w:r>
+      <w:r>
+        <w:rPr>
+          <w:rFonts w:ascii="Georgia" w:hAnsi="Georgia"/>
+          <w:b w:val="0"/>
+          <w:i w:val="0"/>
+          <w:color w:val="3A4A4C"/>
+          <w:sz w:val="21"/>
+        </w:rPr>
+        <w:t>. It must be a property of the situation. That is exactly the claim in §3.2, and it is why ordinary domain adaptation, which works by making two sets of pixels look alike, is the wrong instrument here.</w:t>
+      </w:r>
+    </w:p>
+    <w:p>
+      <w:r>
+        <w:rPr>
+          <w:rFonts w:ascii="Georgia" w:hAnsi="Georgia"/>
+          <w:b/>
+          <w:i w:val="0"/>
+          <w:color w:val="141C1E"/>
+          <w:sz w:val="21"/>
+        </w:rPr>
+        <w:t>If you get to show one image to explain the project, show this one.</w:t>
+      </w:r>
+      <w:r>
+        <w:rPr>
+          <w:rFonts w:ascii="Georgia" w:hAnsi="Georgia"/>
+          <w:b w:val="0"/>
+          <w:i w:val="0"/>
+          <w:color w:val="3A4A4C"/>
+          <w:sz w:val="21"/>
+        </w:rPr>
+        <w:t xml:space="preserve"> It makes the point before you have said anything technical.</w:t>
+      </w:r>
+    </w:p>
+    <w:p>
+      <w:pPr>
         <w:keepNext/>
         <w:spacing w:before="320" w:after="120"/>
       </w:pPr>
@@ -5622,6 +6278,204 @@
           <w:sz w:val="21"/>
         </w:rPr>
         <w:t xml:space="preserve"> each clip; pooling was destroying it. Only 31 of 105 clips were below chance individually.</w:t>
+      </w:r>
+    </w:p>
+    <w:p>
+      <w:pPr>
+        <w:spacing w:before="200" w:after="80"/>
+        <w:jc w:val="center"/>
+      </w:pPr>
+      <w:r>
+        <w:drawing>
+          <wp:inline xmlns:a="http://schemas.openxmlformats.org/drawingml/2006/main" xmlns:pic="http://schemas.openxmlformats.org/drawingml/2006/picture">
+            <wp:extent cx="5916295" cy="2443687"/>
+            <wp:docPr id="4" name="Picture 4"/>
+            <wp:cNvGraphicFramePr>
+              <a:graphicFrameLocks noChangeAspect="1"/>
+            </wp:cNvGraphicFramePr>
+            <a:graphic>
+              <a:graphicData uri="http://schemas.openxmlformats.org/drawingml/2006/picture">
+                <pic:pic>
+                  <pic:nvPicPr>
+                    <pic:cNvPr id="0" name="fig_camera_baselines.png"/>
+                    <pic:cNvPicPr/>
+                  </pic:nvPicPr>
+                  <pic:blipFill>
+                    <a:blip r:embed="rId12"/>
+                    <a:stretch>
+                      <a:fillRect/>
+                    </a:stretch>
+                  </pic:blipFill>
+                  <pic:spPr>
+                    <a:xfrm>
+                      <a:off x="0" y="0"/>
+                      <a:ext cx="5916295" cy="2443687"/>
+                    </a:xfrm>
+                    <a:prstGeom prst="rect"/>
+                  </pic:spPr>
+                </pic:pic>
+              </a:graphicData>
+            </a:graphic>
+          </wp:inline>
+        </w:drawing>
+      </w:r>
+    </w:p>
+    <w:p>
+      <w:pPr>
+        <w:spacing w:after="240"/>
+        <w:jc w:val="center"/>
+      </w:pPr>
+      <w:r>
+        <w:rPr>
+          <w:rFonts w:ascii="Segoe UI" w:hAnsi="Segoe UI"/>
+          <w:b/>
+          <w:color w:val="0D6B67"/>
+          <w:sz w:val="18"/>
+        </w:rPr>
+        <w:t xml:space="preserve">Figure 4.  </w:t>
+      </w:r>
+      <w:r>
+        <w:rPr>
+          <w:rFonts w:ascii="Segoe UI" w:hAnsi="Segoe UI"/>
+          <w:b w:val="0"/>
+          <w:i w:val="0"/>
+          <w:color w:val="617274"/>
+          <w:sz w:val="18"/>
+        </w:rPr>
+        <w:t>Evidence that the twelve cameras really do sit at different baselines. Left: every frame drawn as a dot, coloured by which camera it came from. Right: how similar each camera's frames are to the average frame.</w:t>
+      </w:r>
+    </w:p>
+    <w:p>
+      <w:pPr>
+        <w:keepNext/>
+        <w:spacing w:before="240" w:after="120"/>
+      </w:pPr>
+      <w:r>
+        <w:rPr>
+          <w:rFonts w:ascii="Segoe UI" w:hAnsi="Segoe UI"/>
+          <w:b/>
+          <w:color w:val="141C1E"/>
+          <w:sz w:val="25"/>
+        </w:rPr>
+        <w:t>How to read this, and why it settles the argument</w:t>
+      </w:r>
+    </w:p>
+    <w:p>
+      <w:r>
+        <w:rPr>
+          <w:rFonts w:ascii="Georgia" w:hAnsi="Georgia"/>
+          <w:b/>
+          <w:i w:val="0"/>
+          <w:color w:val="141C1E"/>
+          <w:sz w:val="21"/>
+        </w:rPr>
+        <w:t>Left panel.</w:t>
+      </w:r>
+      <w:r>
+        <w:rPr>
+          <w:rFonts w:ascii="Georgia" w:hAnsi="Georgia"/>
+          <w:b w:val="0"/>
+          <w:i w:val="0"/>
+          <w:color w:val="3A4A4C"/>
+          <w:sz w:val="21"/>
+        </w:rPr>
+        <w:t xml:space="preserve"> Every frame has been squashed from a long list of numbers down to a single dot on a flat page, arranged so that similar frames land near each other. Each dot is then coloured by which camera produced it. The colours fall into separate clumps. Nobody told the method which camera was which — it worked that out from the images alone. </w:t>
+      </w:r>
+      <w:r>
+        <w:rPr>
+          <w:rFonts w:ascii="Georgia" w:hAnsi="Georgia"/>
+          <w:b/>
+          <w:i w:val="0"/>
+          <w:color w:val="141C1E"/>
+          <w:sz w:val="21"/>
+        </w:rPr>
+        <w:t>As far as the model is concerned, the twelve views are genuinely different places.</w:t>
+      </w:r>
+    </w:p>
+    <w:p>
+      <w:r>
+        <w:rPr>
+          <w:rFonts w:ascii="Georgia" w:hAnsi="Georgia"/>
+          <w:b/>
+          <w:i w:val="0"/>
+          <w:color w:val="141C1E"/>
+          <w:sz w:val="21"/>
+        </w:rPr>
+        <w:t>Right panel.</w:t>
+      </w:r>
+      <w:r>
+        <w:rPr>
+          <w:rFonts w:ascii="Georgia" w:hAnsi="Georgia"/>
+          <w:b w:val="0"/>
+          <w:i w:val="0"/>
+          <w:color w:val="3A4A4C"/>
+          <w:sz w:val="21"/>
+        </w:rPr>
+        <w:t xml:space="preserve"> For each camera, how similar its frames are on average to the overall average frame. The typical value runs from about 0.77 on one view to about 0.91 on another. That is a wide spread, and it means a similarity of, say, 0.85 is unremarkable under one camera and distinctly high under another.</w:t>
+      </w:r>
+    </w:p>
+    <w:p>
+      <w:r>
+        <w:rPr>
+          <w:rFonts w:ascii="Georgia" w:hAnsi="Georgia"/>
+          <w:b/>
+          <w:i w:val="0"/>
+          <w:color w:val="141C1E"/>
+          <w:sz w:val="21"/>
+        </w:rPr>
+        <w:t>Put the panels together and the §5.3 bug explains itself.</w:t>
+      </w:r>
+      <w:r>
+        <w:rPr>
+          <w:rFonts w:ascii="Georgia" w:hAnsi="Georgia"/>
+          <w:b w:val="0"/>
+          <w:i w:val="0"/>
+          <w:color w:val="3A4A4C"/>
+          <w:sz w:val="21"/>
+        </w:rPr>
+        <w:t xml:space="preserve"> Pooling raw scores from all twelve cameras into a single ranking means ranking numbers that were never on the same scale. The ordering that genuinely exists inside each camera gets buried underneath the differences between cameras.</w:t>
+      </w:r>
+    </w:p>
+    <w:p>
+      <w:r>
+        <w:rPr>
+          <w:rFonts w:ascii="Georgia" w:hAnsi="Georgia"/>
+          <w:b/>
+          <w:i w:val="0"/>
+          <w:color w:val="141C1E"/>
+          <w:sz w:val="21"/>
+        </w:rPr>
+        <w:t>The sentence that wins this argument:</w:t>
+      </w:r>
+      <w:r>
+        <w:rPr>
+          <w:rFonts w:ascii="Georgia" w:hAnsi="Georgia"/>
+          <w:b w:val="0"/>
+          <w:i w:val="0"/>
+          <w:color w:val="3A4A4C"/>
+          <w:sz w:val="21"/>
+        </w:rPr>
+        <w:t xml:space="preserve"> </w:t>
+      </w:r>
+      <w:r>
+        <w:rPr>
+          <w:rFonts w:ascii="Georgia" w:hAnsi="Georgia"/>
+          <w:b w:val="0"/>
+          <w:i/>
+          <w:color w:val="3A4A4C"/>
+          <w:sz w:val="21"/>
+        </w:rPr>
+        <w:t>neither panel uses the labels.</w:t>
+      </w:r>
+      <w:r>
+        <w:rPr>
+          <w:rFonts w:ascii="Georgia" w:hAnsi="Georgia"/>
+          <w:b w:val="0"/>
+          <w:i w:val="0"/>
+          <w:color w:val="3A4A4C"/>
+          <w:sz w:val="21"/>
+        </w:rPr>
+        <w:t xml:space="preserve"> We did not see a bad result and then go looking for an excuse. The camera differences are visible in the raw data, before anyone checks whether a frame is normal or anomalous.</w:t>
       </w:r>
     </w:p>
     <w:p>
@@ -8892,6 +9746,301 @@
     </w:p>
     <w:p>
       <w:pPr>
+        <w:spacing w:before="200" w:after="80"/>
+        <w:jc w:val="center"/>
+      </w:pPr>
+      <w:r>
+        <w:drawing>
+          <wp:inline xmlns:a="http://schemas.openxmlformats.org/drawingml/2006/main" xmlns:pic="http://schemas.openxmlformats.org/drawingml/2006/picture">
+            <wp:extent cx="5916295" cy="2357944"/>
+            <wp:docPr id="5" name="Picture 5"/>
+            <wp:cNvGraphicFramePr>
+              <a:graphicFrameLocks noChangeAspect="1"/>
+            </wp:cNvGraphicFramePr>
+            <a:graphic>
+              <a:graphicData uri="http://schemas.openxmlformats.org/drawingml/2006/picture">
+                <pic:pic>
+                  <pic:nvPicPr>
+                    <pic:cNvPr id="0" name="fig_chart_ablation.png"/>
+                    <pic:cNvPicPr/>
+                  </pic:nvPicPr>
+                  <pic:blipFill>
+                    <a:blip r:embed="rId13"/>
+                    <a:stretch>
+                      <a:fillRect/>
+                    </a:stretch>
+                  </pic:blipFill>
+                  <pic:spPr>
+                    <a:xfrm>
+                      <a:off x="0" y="0"/>
+                      <a:ext cx="5916295" cy="2357944"/>
+                    </a:xfrm>
+                    <a:prstGeom prst="rect"/>
+                  </pic:spPr>
+                </pic:pic>
+              </a:graphicData>
+            </a:graphic>
+          </wp:inline>
+        </w:drawing>
+      </w:r>
+    </w:p>
+    <w:p>
+      <w:pPr>
+        <w:spacing w:after="240"/>
+        <w:jc w:val="center"/>
+      </w:pPr>
+      <w:r>
+        <w:rPr>
+          <w:rFonts w:ascii="Segoe UI" w:hAnsi="Segoe UI"/>
+          <w:b/>
+          <w:color w:val="0D6B67"/>
+          <w:sz w:val="18"/>
+        </w:rPr>
+        <w:t xml:space="preserve">Figure 5.  </w:t>
+      </w:r>
+      <w:r>
+        <w:rPr>
+          <w:rFonts w:ascii="Segoe UI" w:hAnsi="Segoe UI"/>
+          <w:b w:val="0"/>
+          <w:i w:val="0"/>
+          <w:color w:val="617274"/>
+          <w:sz w:val="18"/>
+        </w:rPr>
+        <w:t>Left: the table above, drawn, with the matched-description curve added. Right: the component table from §6.1, drawn, with the spread across the five held-out splits shown as error bars.</w:t>
+      </w:r>
+    </w:p>
+    <w:p>
+      <w:pPr>
+        <w:keepNext/>
+        <w:spacing w:before="240" w:after="120"/>
+      </w:pPr>
+      <w:r>
+        <w:rPr>
+          <w:rFonts w:ascii="Segoe UI" w:hAnsi="Segoe UI"/>
+          <w:b/>
+          <w:color w:val="141C1E"/>
+          <w:sz w:val="25"/>
+        </w:rPr>
+        <w:t>Left panel — the window</w:t>
+      </w:r>
+    </w:p>
+    <w:p>
+      <w:r>
+        <w:rPr>
+          <w:rFonts w:ascii="Georgia" w:hAnsi="Georgia"/>
+          <w:b/>
+          <w:i w:val="0"/>
+          <w:color w:val="141C1E"/>
+          <w:sz w:val="21"/>
+        </w:rPr>
+        <w:t>Follow any curve from left to right.</w:t>
+      </w:r>
+      <w:r>
+        <w:rPr>
+          <w:rFonts w:ascii="Georgia" w:hAnsi="Georgia"/>
+          <w:b w:val="0"/>
+          <w:i w:val="0"/>
+          <w:color w:val="3A4A4C"/>
+          <w:sz w:val="21"/>
+        </w:rPr>
+        <w:t xml:space="preserve"> It rises, peaks at 31, and comes back down at 61. That downturn is the important part. If the curves rose forever, a sceptic could fairly say the measure simply rewards blurring the scores until everything looks smooth. They do not rise forever, so 31 is a real optimum: enough smoothing to kill single-frame noise, not so much that short events get averaged into the background.</w:t>
+      </w:r>
+    </w:p>
+    <w:p>
+      <w:r>
+        <w:rPr>
+          <w:rFonts w:ascii="Georgia" w:hAnsi="Georgia"/>
+          <w:b/>
+          <w:i w:val="0"/>
+          <w:color w:val="141C1E"/>
+          <w:sz w:val="21"/>
+        </w:rPr>
+        <w:t>The grey dashed curve is the broken pooling.</w:t>
+      </w:r>
+      <w:r>
+        <w:rPr>
+          <w:rFonts w:ascii="Georgia" w:hAnsi="Georgia"/>
+          <w:b w:val="0"/>
+          <w:i w:val="0"/>
+          <w:color w:val="3A4A4C"/>
+          <w:sz w:val="21"/>
+        </w:rPr>
+        <w:t xml:space="preserve"> It lies along the bottom near 0.5 at every window. No amount of smoothing rescues it, because smoothing cannot fix a scale problem. Same scores, same everything — only the pooling differs between it and the curves above.</w:t>
+      </w:r>
+    </w:p>
+    <w:p>
+      <w:pPr>
+        <w:keepNext/>
+        <w:spacing w:before="240" w:after="120"/>
+      </w:pPr>
+      <w:r>
+        <w:rPr>
+          <w:rFonts w:ascii="Segoe UI" w:hAnsi="Segoe UI"/>
+          <w:b/>
+          <w:color w:val="141C1E"/>
+          <w:sz w:val="25"/>
+        </w:rPr>
+        <w:t>Right panel — the components, and an honest reading</w:t>
+      </w:r>
+    </w:p>
+    <w:p>
+      <w:r>
+        <w:rPr>
+          <w:rFonts w:ascii="Georgia" w:hAnsi="Georgia"/>
+          <w:b/>
+          <w:i w:val="0"/>
+          <w:color w:val="141C1E"/>
+          <w:sz w:val="21"/>
+        </w:rPr>
+        <w:t>The bars are the same five numbers as §6.1.</w:t>
+      </w:r>
+      <w:r>
+        <w:rPr>
+          <w:rFonts w:ascii="Georgia" w:hAnsi="Georgia"/>
+          <w:b w:val="0"/>
+          <w:i w:val="0"/>
+          <w:color w:val="3A4A4C"/>
+          <w:sz w:val="21"/>
+        </w:rPr>
+        <w:t xml:space="preserve"> What the table cannot show you, and this can, is the </w:t>
+      </w:r>
+      <w:r>
+        <w:rPr>
+          <w:rFonts w:ascii="Georgia" w:hAnsi="Georgia"/>
+          <w:b w:val="0"/>
+          <w:i/>
+          <w:color w:val="3A4A4C"/>
+          <w:sz w:val="21"/>
+        </w:rPr>
+        <w:t>error bars</w:t>
+      </w:r>
+      <w:r>
+        <w:rPr>
+          <w:rFonts w:ascii="Georgia" w:hAnsi="Georgia"/>
+          <w:b w:val="0"/>
+          <w:i w:val="0"/>
+          <w:color w:val="3A4A4C"/>
+          <w:sz w:val="21"/>
+        </w:rPr>
+        <w:t>: how much each figure moved across the five different ways of splitting the clips.</w:t>
+      </w:r>
+    </w:p>
+    <w:p>
+      <w:r>
+        <w:rPr>
+          <w:rFonts w:ascii="Georgia" w:hAnsi="Georgia"/>
+          <w:b/>
+          <w:i w:val="0"/>
+          <w:color w:val="141C1E"/>
+          <w:sz w:val="21"/>
+        </w:rPr>
+        <w:t>Now look at how much they overlap.</w:t>
+      </w:r>
+      <w:r>
+        <w:rPr>
+          <w:rFonts w:ascii="Georgia" w:hAnsi="Georgia"/>
+          <w:b w:val="0"/>
+          <w:i w:val="0"/>
+          <w:color w:val="3A4A4C"/>
+          <w:sz w:val="21"/>
+        </w:rPr>
+        <w:t xml:space="preserve"> The top three configurations — language only, language plus motion, and motion only — have intervals that substantially overlap. </w:t>
+      </w:r>
+      <w:r>
+        <w:rPr>
+          <w:rFonts w:ascii="Georgia" w:hAnsi="Georgia"/>
+          <w:b/>
+          <w:i w:val="0"/>
+          <w:color w:val="141C1E"/>
+          <w:sz w:val="21"/>
+        </w:rPr>
+        <w:t>This matters, and you should raise it before anyone asks.</w:t>
+      </w:r>
+      <w:r>
+        <w:rPr>
+          <w:rFonts w:ascii="Georgia" w:hAnsi="Georgia"/>
+          <w:b w:val="0"/>
+          <w:i w:val="0"/>
+          <w:color w:val="3A4A4C"/>
+          <w:sz w:val="21"/>
+        </w:rPr>
+        <w:t xml:space="preserve"> It means the defensible claim is </w:t>
+      </w:r>
+      <w:r>
+        <w:rPr>
+          <w:rFonts w:ascii="Georgia" w:hAnsi="Georgia"/>
+          <w:b w:val="0"/>
+          <w:i/>
+          <w:color w:val="3A4A4C"/>
+          <w:sz w:val="21"/>
+        </w:rPr>
+        <w:t>"nothing we added improved on language alone"</w:t>
+      </w:r>
+      <w:r>
+        <w:rPr>
+          <w:rFonts w:ascii="Georgia" w:hAnsi="Georgia"/>
+          <w:b w:val="0"/>
+          <w:i w:val="0"/>
+          <w:color w:val="3A4A4C"/>
+          <w:sz w:val="21"/>
+        </w:rPr>
+        <w:t xml:space="preserve">, which is a negative result about our own additions. The claim is </w:t>
+      </w:r>
+      <w:r>
+        <w:rPr>
+          <w:rFonts w:ascii="Georgia" w:hAnsi="Georgia"/>
+          <w:b/>
+          <w:i w:val="0"/>
+          <w:color w:val="141C1E"/>
+          <w:sz w:val="21"/>
+        </w:rPr>
+        <w:t>not</w:t>
+      </w:r>
+      <w:r>
+        <w:rPr>
+          <w:rFonts w:ascii="Georgia" w:hAnsi="Georgia"/>
+          <w:b w:val="0"/>
+          <w:i w:val="0"/>
+          <w:color w:val="3A4A4C"/>
+          <w:sz w:val="21"/>
+        </w:rPr>
+        <w:t xml:space="preserve"> </w:t>
+      </w:r>
+      <w:r>
+        <w:rPr>
+          <w:rFonts w:ascii="Georgia" w:hAnsi="Georgia"/>
+          <w:b w:val="0"/>
+          <w:i/>
+          <w:color w:val="3A4A4C"/>
+          <w:sz w:val="21"/>
+        </w:rPr>
+        <w:t>"language alone is significantly better"</w:t>
+      </w:r>
+      <w:r>
+        <w:rPr>
+          <w:rFonts w:ascii="Georgia" w:hAnsi="Georgia"/>
+          <w:b w:val="0"/>
+          <w:i w:val="0"/>
+          <w:color w:val="3A4A4C"/>
+          <w:sz w:val="21"/>
+        </w:rPr>
+        <w:t xml:space="preserve"> — the data will not carry that, on a difference of 0.007 against a spread of 0.036.</w:t>
+      </w:r>
+    </w:p>
+    <w:p>
+      <w:r>
+        <w:rPr>
+          <w:rFonts w:ascii="Georgia" w:hAnsi="Georgia"/>
+          <w:b w:val="0"/>
+          <w:i w:val="0"/>
+          <w:color w:val="3A4A4C"/>
+          <w:sz w:val="21"/>
+        </w:rPr>
+        <w:t>Volunteering that your own error bars overlap is the cheapest way there is to look like you understand your own results. Someone who has to be told it, and then agrees, looks very different from someone who said it first.</w:t>
+      </w:r>
+    </w:p>
+    <w:p>
+      <w:pPr>
         <w:keepNext/>
         <w:spacing w:before="320" w:after="120"/>
       </w:pPr>
@@ -9465,6 +10614,434 @@
     </w:p>
     <w:p>
       <w:pPr>
+        <w:spacing w:before="200" w:after="80"/>
+        <w:jc w:val="center"/>
+      </w:pPr>
+      <w:r>
+        <w:drawing>
+          <wp:inline xmlns:a="http://schemas.openxmlformats.org/drawingml/2006/main" xmlns:pic="http://schemas.openxmlformats.org/drawingml/2006/picture">
+            <wp:extent cx="5916295" cy="2315072"/>
+            <wp:docPr id="6" name="Picture 6"/>
+            <wp:cNvGraphicFramePr>
+              <a:graphicFrameLocks noChangeAspect="1"/>
+            </wp:cNvGraphicFramePr>
+            <a:graphic>
+              <a:graphicData uri="http://schemas.openxmlformats.org/drawingml/2006/picture">
+                <pic:pic>
+                  <pic:nvPicPr>
+                    <pic:cNvPr id="0" name="fig_chart_sweep.png"/>
+                    <pic:cNvPicPr/>
+                  </pic:nvPicPr>
+                  <pic:blipFill>
+                    <a:blip r:embed="rId14"/>
+                    <a:stretch>
+                      <a:fillRect/>
+                    </a:stretch>
+                  </pic:blipFill>
+                  <pic:spPr>
+                    <a:xfrm>
+                      <a:off x="0" y="0"/>
+                      <a:ext cx="5916295" cy="2315072"/>
+                    </a:xfrm>
+                    <a:prstGeom prst="rect"/>
+                  </pic:spPr>
+                </pic:pic>
+              </a:graphicData>
+            </a:graphic>
+          </wp:inline>
+        </w:drawing>
+      </w:r>
+    </w:p>
+    <w:p>
+      <w:pPr>
+        <w:spacing w:after="240"/>
+        <w:jc w:val="center"/>
+      </w:pPr>
+      <w:r>
+        <w:rPr>
+          <w:rFonts w:ascii="Segoe UI" w:hAnsi="Segoe UI"/>
+          <w:b/>
+          <w:color w:val="0D6B67"/>
+          <w:sz w:val="18"/>
+        </w:rPr>
+        <w:t xml:space="preserve">Figure 6.  </w:t>
+      </w:r>
+      <w:r>
+        <w:rPr>
+          <w:rFonts w:ascii="Segoe UI" w:hAnsi="Segoe UI"/>
+          <w:b w:val="0"/>
+          <w:i w:val="0"/>
+          <w:color w:val="617274"/>
+          <w:sz w:val="18"/>
+        </w:rPr>
+        <w:t>The table above, drawn. Grey bars put the description in both prompt sets; orange bars put it in the normal set only. The arrows are the gap — the distance between matched and mismatched.</w:t>
+      </w:r>
+    </w:p>
+    <w:p>
+      <w:pPr>
+        <w:keepNext/>
+        <w:spacing w:before="240" w:after="120"/>
+      </w:pPr>
+      <w:r>
+        <w:rPr>
+          <w:rFonts w:ascii="Segoe UI" w:hAnsi="Segoe UI"/>
+          <w:b/>
+          <w:color w:val="141C1E"/>
+          <w:sz w:val="25"/>
+        </w:rPr>
+        <w:t>How to read the chart</w:t>
+      </w:r>
+    </w:p>
+    <w:p>
+      <w:r>
+        <w:rPr>
+          <w:rFonts w:ascii="Georgia" w:hAnsi="Georgia"/>
+          <w:b/>
+          <w:i w:val="0"/>
+          <w:color w:val="141C1E"/>
+          <w:sz w:val="21"/>
+        </w:rPr>
+        <w:t>Ignore the bar heights at first and look only at the two arrows.</w:t>
+      </w:r>
+      <w:r>
+        <w:rPr>
+          <w:rFonts w:ascii="Georgia" w:hAnsi="Georgia"/>
+          <w:b w:val="0"/>
+          <w:i w:val="0"/>
+          <w:color w:val="3A4A4C"/>
+          <w:sz w:val="21"/>
+        </w:rPr>
+        <w:t xml:space="preserve"> The arrow is the answer to the experiment: the distance between the matched bar and the mismatched bar. Everything else on the chart is scaffolding around it.</w:t>
+      </w:r>
+    </w:p>
+    <w:p>
+      <w:r>
+        <w:rPr>
+          <w:rFonts w:ascii="Georgia" w:hAnsi="Georgia"/>
+          <w:b/>
+          <w:i w:val="0"/>
+          <w:color w:val="141C1E"/>
+          <w:sz w:val="21"/>
+        </w:rPr>
+        <w:t>The grey arrow points the wrong way</w:t>
+      </w:r>
+      <w:r>
+        <w:rPr>
+          <w:rFonts w:ascii="Georgia" w:hAnsi="Georgia"/>
+          <w:b w:val="0"/>
+          <w:i w:val="0"/>
+          <w:color w:val="3A4A4C"/>
+          <w:sz w:val="21"/>
+        </w:rPr>
+        <w:t xml:space="preserve"> (−0.029). Under that fusion rule, telling the system the truth does worse than lying to it. </w:t>
+      </w:r>
+      <w:r>
+        <w:rPr>
+          <w:rFonts w:ascii="Georgia" w:hAnsi="Georgia"/>
+          <w:b/>
+          <w:i w:val="0"/>
+          <w:color w:val="141C1E"/>
+          <w:sz w:val="21"/>
+        </w:rPr>
+        <w:t>The orange arrow points the right way</w:t>
+      </w:r>
+      <w:r>
+        <w:rPr>
+          <w:rFonts w:ascii="Georgia" w:hAnsi="Georgia"/>
+          <w:b w:val="0"/>
+          <w:i w:val="0"/>
+          <w:color w:val="3A4A4C"/>
+          <w:sz w:val="21"/>
+        </w:rPr>
+        <w:t xml:space="preserve"> (+0.105).</w:t>
+      </w:r>
+    </w:p>
+    <w:p>
+      <w:r>
+        <w:rPr>
+          <w:rFonts w:ascii="Georgia" w:hAnsi="Georgia"/>
+          <w:b/>
+          <w:i w:val="0"/>
+          <w:color w:val="141C1E"/>
+          <w:sz w:val="21"/>
+        </w:rPr>
+        <w:t>Then say what separates the two.</w:t>
+      </w:r>
+      <w:r>
+        <w:rPr>
+          <w:rFonts w:ascii="Georgia" w:hAnsi="Georgia"/>
+          <w:b w:val="0"/>
+          <w:i w:val="0"/>
+          <w:color w:val="3A4A4C"/>
+          <w:sz w:val="21"/>
+        </w:rPr>
+        <w:t xml:space="preserve"> Not the wording of the sentence. Not the models, the frames, the smoothing, or the threshold. Only </w:t>
+      </w:r>
+      <w:r>
+        <w:rPr>
+          <w:rFonts w:ascii="Georgia" w:hAnsi="Georgia"/>
+          <w:b w:val="0"/>
+          <w:i/>
+          <w:color w:val="3A4A4C"/>
+          <w:sz w:val="21"/>
+        </w:rPr>
+        <w:t>which prompt set the sentence was attached to</w:t>
+      </w:r>
+      <w:r>
+        <w:rPr>
+          <w:rFonts w:ascii="Georgia" w:hAnsi="Georgia"/>
+          <w:b w:val="0"/>
+          <w:i w:val="0"/>
+          <w:color w:val="3A4A4C"/>
+          <w:sz w:val="21"/>
+        </w:rPr>
+        <w:t>. One implementation decision, and it reversed the conclusion of the experiment.</w:t>
+      </w:r>
+    </w:p>
+    <w:p>
+      <w:r>
+        <w:rPr>
+          <w:rFonts w:ascii="Georgia" w:hAnsi="Georgia"/>
+          <w:b/>
+          <w:i w:val="0"/>
+          <w:color w:val="141C1E"/>
+          <w:sz w:val="21"/>
+        </w:rPr>
+        <w:t>Check the leftmost pair.</w:t>
+      </w:r>
+      <w:r>
+        <w:rPr>
+          <w:rFonts w:ascii="Georgia" w:hAnsi="Georgia"/>
+          <w:b w:val="0"/>
+          <w:i w:val="0"/>
+          <w:color w:val="3A4A4C"/>
+          <w:sz w:val="21"/>
+        </w:rPr>
+        <w:t xml:space="preserve"> Both bars are the same height, because with no description there is nothing to attach anywhere. That is the control, made visible — the same point the "none" column makes in the table.</w:t>
+      </w:r>
+    </w:p>
+    <w:p>
+      <w:pPr>
+        <w:spacing w:before="200" w:after="80"/>
+        <w:jc w:val="center"/>
+      </w:pPr>
+      <w:r>
+        <w:drawing>
+          <wp:inline xmlns:a="http://schemas.openxmlformats.org/drawingml/2006/main" xmlns:pic="http://schemas.openxmlformats.org/drawingml/2006/picture">
+            <wp:extent cx="5916295" cy="2143585"/>
+            <wp:docPr id="7" name="Picture 7"/>
+            <wp:cNvGraphicFramePr>
+              <a:graphicFrameLocks noChangeAspect="1"/>
+            </wp:cNvGraphicFramePr>
+            <a:graphic>
+              <a:graphicData uri="http://schemas.openxmlformats.org/drawingml/2006/picture">
+                <pic:pic>
+                  <pic:nvPicPr>
+                    <pic:cNvPr id="0" name="fig_context_effect.png"/>
+                    <pic:cNvPicPr/>
+                  </pic:nvPicPr>
+                  <pic:blipFill>
+                    <a:blip r:embed="rId15"/>
+                    <a:stretch>
+                      <a:fillRect/>
+                    </a:stretch>
+                  </pic:blipFill>
+                  <pic:spPr>
+                    <a:xfrm>
+                      <a:off x="0" y="0"/>
+                      <a:ext cx="5916295" cy="2143585"/>
+                    </a:xfrm>
+                    <a:prstGeom prst="rect"/>
+                  </pic:spPr>
+                </pic:pic>
+              </a:graphicData>
+            </a:graphic>
+          </wp:inline>
+        </w:drawing>
+      </w:r>
+    </w:p>
+    <w:p>
+      <w:pPr>
+        <w:spacing w:after="240"/>
+        <w:jc w:val="center"/>
+      </w:pPr>
+      <w:r>
+        <w:rPr>
+          <w:rFonts w:ascii="Segoe UI" w:hAnsi="Segoe UI"/>
+          <w:b/>
+          <w:color w:val="0D6B67"/>
+          <w:sz w:val="18"/>
+        </w:rPr>
+        <w:t xml:space="preserve">Figure 7.  </w:t>
+      </w:r>
+      <w:r>
+        <w:rPr>
+          <w:rFonts w:ascii="Segoe UI" w:hAnsi="Segoe UI"/>
+          <w:b w:val="0"/>
+          <w:i w:val="0"/>
+          <w:color w:val="617274"/>
+          <w:sz w:val="18"/>
+        </w:rPr>
+        <w:t>The same effect on a single clip rather than averaged over 107. Two runs of identical frozen models over identical frames; the only difference is the sentence.</w:t>
+      </w:r>
+    </w:p>
+    <w:p>
+      <w:pPr>
+        <w:keepNext/>
+        <w:spacing w:before="240" w:after="120"/>
+      </w:pPr>
+      <w:r>
+        <w:rPr>
+          <w:rFonts w:ascii="Segoe UI" w:hAnsi="Segoe UI"/>
+          <w:b/>
+          <w:color w:val="141C1E"/>
+          <w:sz w:val="25"/>
+        </w:rPr>
+        <w:t>The most convincing picture in the project</w:t>
+      </w:r>
+    </w:p>
+    <w:p>
+      <w:r>
+        <w:rPr>
+          <w:rFonts w:ascii="Georgia" w:hAnsi="Georgia"/>
+          <w:b w:val="0"/>
+          <w:i w:val="0"/>
+          <w:color w:val="3A4A4C"/>
+          <w:sz w:val="21"/>
+        </w:rPr>
+        <w:t>The chart above is a summary over 107 clips, and a sceptic can always ask what the averaging concealed. This one has nowhere to hide.</w:t>
+      </w:r>
+    </w:p>
+    <w:p>
+      <w:r>
+        <w:rPr>
+          <w:rFonts w:ascii="Georgia" w:hAnsi="Georgia"/>
+          <w:b/>
+          <w:i w:val="0"/>
+          <w:color w:val="141C1E"/>
+          <w:sz w:val="21"/>
+        </w:rPr>
+        <w:t>Two curves, one clip.</w:t>
+      </w:r>
+      <w:r>
+        <w:rPr>
+          <w:rFonts w:ascii="Georgia" w:hAnsi="Georgia"/>
+          <w:b w:val="0"/>
+          <w:i w:val="0"/>
+          <w:color w:val="3A4A4C"/>
+          <w:sz w:val="21"/>
+        </w:rPr>
+        <w:t xml:space="preserve"> Same frozen models, same frames, same smoothing, same threshold. One run was told the scene is a campus walkway. The other was told it is an industrial site.</w:t>
+      </w:r>
+    </w:p>
+    <w:p>
+      <w:r>
+        <w:rPr>
+          <w:rFonts w:ascii="Georgia" w:hAnsi="Georgia"/>
+          <w:b/>
+          <w:i w:val="0"/>
+          <w:color w:val="141C1E"/>
+          <w:sz w:val="21"/>
+        </w:rPr>
+        <w:t>Outside the event, the curves sit on top of one another.</w:t>
+      </w:r>
+      <w:r>
+        <w:rPr>
+          <w:rFonts w:ascii="Georgia" w:hAnsi="Georgia"/>
+          <w:b w:val="0"/>
+          <w:i w:val="0"/>
+          <w:color w:val="3A4A4C"/>
+          <w:sz w:val="21"/>
+        </w:rPr>
+        <w:t xml:space="preserve"> Do not skip past that as a coincidence — it </w:t>
+      </w:r>
+      <w:r>
+        <w:rPr>
+          <w:rFonts w:ascii="Georgia" w:hAnsi="Georgia"/>
+          <w:b w:val="0"/>
+          <w:i/>
+          <w:color w:val="3A4A4C"/>
+          <w:sz w:val="21"/>
+        </w:rPr>
+        <w:t>is</w:t>
+      </w:r>
+      <w:r>
+        <w:rPr>
+          <w:rFonts w:ascii="Georgia" w:hAnsi="Georgia"/>
+          <w:b w:val="0"/>
+          <w:i w:val="0"/>
+          <w:color w:val="3A4A4C"/>
+          <w:sz w:val="21"/>
+        </w:rPr>
+        <w:t xml:space="preserve"> the control. It shows the two runs really are identical except for the sentence, because wherever nothing is happening they behave identically.</w:t>
+      </w:r>
+    </w:p>
+    <w:p>
+      <w:r>
+        <w:rPr>
+          <w:rFonts w:ascii="Georgia" w:hAnsi="Georgia"/>
+          <w:b/>
+          <w:i w:val="0"/>
+          <w:color w:val="141C1E"/>
+          <w:sz w:val="21"/>
+        </w:rPr>
+        <w:t>Inside the event, they separate.</w:t>
+      </w:r>
+      <w:r>
+        <w:rPr>
+          <w:rFonts w:ascii="Georgia" w:hAnsi="Georgia"/>
+          <w:b w:val="0"/>
+          <w:i w:val="0"/>
+          <w:color w:val="3A4A4C"/>
+          <w:sz w:val="21"/>
+        </w:rPr>
+        <w:t xml:space="preserve"> The run given the correct sentence pushes the score up; the run given the wrong one does not.</w:t>
+      </w:r>
+    </w:p>
+    <w:p>
+      <w:r>
+        <w:rPr>
+          <w:rFonts w:ascii="Georgia" w:hAnsi="Georgia"/>
+          <w:b/>
+          <w:i w:val="0"/>
+          <w:color w:val="141C1E"/>
+          <w:sz w:val="21"/>
+        </w:rPr>
+        <w:t>Then the line to deliver:</w:t>
+      </w:r>
+      <w:r>
+        <w:rPr>
+          <w:rFonts w:ascii="Georgia" w:hAnsi="Georgia"/>
+          <w:b w:val="0"/>
+          <w:i w:val="0"/>
+          <w:color w:val="3A4A4C"/>
+          <w:sz w:val="21"/>
+        </w:rPr>
+        <w:t xml:space="preserve"> nothing in this system was free to change except those words. No weights updated, no threshold retuned, no data reselected. So the separation between those curves was caused by the text. That is what §4.4 means by </w:t>
+      </w:r>
+      <w:r>
+        <w:rPr>
+          <w:rFonts w:ascii="Georgia" w:hAnsi="Georgia"/>
+          <w:b w:val="0"/>
+          <w:i/>
+          <w:color w:val="3A4A4C"/>
+          <w:sz w:val="21"/>
+        </w:rPr>
+        <w:t>identifiability</w:t>
+      </w:r>
+      <w:r>
+        <w:rPr>
+          <w:rFonts w:ascii="Georgia" w:hAnsi="Georgia"/>
+          <w:b w:val="0"/>
+          <w:i w:val="0"/>
+          <w:color w:val="3A4A4C"/>
+          <w:sz w:val="21"/>
+        </w:rPr>
+        <w:t xml:space="preserve"> — shown, rather than argued.</w:t>
+      </w:r>
+    </w:p>
+    <w:p>
+      <w:pPr>
         <w:keepNext/>
         <w:spacing w:before="240" w:after="120"/>
       </w:pPr>
@@ -11230,6 +12807,226 @@
           <w:sz w:val="21"/>
         </w:rPr>
         <w:t xml:space="preserve"> each camera's estimate rests on only 5–34 clips, three of the nine are negative, and the variation between cameras (0.058) is larger than the average effect (0.033). One camera scores 0.415 — below chance — under every condition, and we have no explanation for that.</w:t>
+      </w:r>
+    </w:p>
+    <w:p>
+      <w:pPr>
+        <w:spacing w:before="200" w:after="80"/>
+        <w:jc w:val="center"/>
+      </w:pPr>
+      <w:r>
+        <w:drawing>
+          <wp:inline xmlns:a="http://schemas.openxmlformats.org/drawingml/2006/main" xmlns:pic="http://schemas.openxmlformats.org/drawingml/2006/picture">
+            <wp:extent cx="5916295" cy="2229329"/>
+            <wp:docPr id="8" name="Picture 8"/>
+            <wp:cNvGraphicFramePr>
+              <a:graphicFrameLocks noChangeAspect="1"/>
+            </wp:cNvGraphicFramePr>
+            <a:graphic>
+              <a:graphicData uri="http://schemas.openxmlformats.org/drawingml/2006/picture">
+                <pic:pic>
+                  <pic:nvPicPr>
+                    <pic:cNvPr id="0" name="fig_chart_within_view.png"/>
+                    <pic:cNvPicPr/>
+                  </pic:nvPicPr>
+                  <pic:blipFill>
+                    <a:blip r:embed="rId16"/>
+                    <a:stretch>
+                      <a:fillRect/>
+                    </a:stretch>
+                  </pic:blipFill>
+                  <pic:spPr>
+                    <a:xfrm>
+                      <a:off x="0" y="0"/>
+                      <a:ext cx="5916295" cy="2229329"/>
+                    </a:xfrm>
+                    <a:prstGeom prst="rect"/>
+                  </pic:spPr>
+                </pic:pic>
+              </a:graphicData>
+            </a:graphic>
+          </wp:inline>
+        </w:drawing>
+      </w:r>
+    </w:p>
+    <w:p>
+      <w:pPr>
+        <w:spacing w:after="240"/>
+        <w:jc w:val="center"/>
+      </w:pPr>
+      <w:r>
+        <w:rPr>
+          <w:rFonts w:ascii="Segoe UI" w:hAnsi="Segoe UI"/>
+          <w:b/>
+          <w:color w:val="0D6B67"/>
+          <w:sz w:val="18"/>
+        </w:rPr>
+        <w:t xml:space="preserve">Figure 8.  </w:t>
+      </w:r>
+      <w:r>
+        <w:rPr>
+          <w:rFonts w:ascii="Segoe UI" w:hAnsi="Segoe UI"/>
+          <w:b w:val="0"/>
+          <w:i w:val="0"/>
+          <w:color w:val="617274"/>
+          <w:sz w:val="18"/>
+        </w:rPr>
+        <w:t>The same experiment run inside each camera view on its own. The orange line is the pooled result across all views; each bar is one camera. The number of clips behind each bar is printed underneath it.</w:t>
+      </w:r>
+    </w:p>
+    <w:p>
+      <w:pPr>
+        <w:keepNext/>
+        <w:spacing w:before="240" w:after="120"/>
+      </w:pPr>
+      <w:r>
+        <w:rPr>
+          <w:rFonts w:ascii="Segoe UI" w:hAnsi="Segoe UI"/>
+          <w:b/>
+          <w:color w:val="141C1E"/>
+          <w:sz w:val="25"/>
+        </w:rPr>
+        <w:t>Read this one carefully — it is where honesty gets tested</w:t>
+      </w:r>
+    </w:p>
+    <w:p>
+      <w:r>
+        <w:rPr>
+          <w:rFonts w:ascii="Georgia" w:hAnsi="Georgia"/>
+          <w:b/>
+          <w:i w:val="0"/>
+          <w:color w:val="141C1E"/>
+          <w:sz w:val="21"/>
+        </w:rPr>
+        <w:t>The orange line across the top is the pooled result, +0.105.</w:t>
+      </w:r>
+      <w:r>
+        <w:rPr>
+          <w:rFonts w:ascii="Georgia" w:hAnsi="Georgia"/>
+          <w:b w:val="0"/>
+          <w:i w:val="0"/>
+          <w:color w:val="3A4A4C"/>
+          <w:sz w:val="21"/>
+        </w:rPr>
+        <w:t xml:space="preserve"> Every bar is one camera evaluated on its own. Most fall well short of that line, and the dashed blue line — the average of the bars — sits at about a third of it. That is the finding: </w:t>
+      </w:r>
+      <w:r>
+        <w:rPr>
+          <w:rFonts w:ascii="Georgia" w:hAnsi="Georgia"/>
+          <w:b/>
+          <w:i w:val="0"/>
+          <w:color w:val="141C1E"/>
+          <w:sz w:val="21"/>
+        </w:rPr>
+        <w:t>confine the experiment to a single place and the effect largely goes away.</w:t>
+      </w:r>
+    </w:p>
+    <w:p>
+      <w:r>
+        <w:rPr>
+          <w:rFonts w:ascii="Georgia" w:hAnsi="Georgia"/>
+          <w:b/>
+          <w:i w:val="0"/>
+          <w:color w:val="141C1E"/>
+          <w:sz w:val="21"/>
+        </w:rPr>
+        <w:t>Now look at what the chart will not let you hide.</w:t>
+      </w:r>
+      <w:r>
+        <w:rPr>
+          <w:rFonts w:ascii="Georgia" w:hAnsi="Georgia"/>
+          <w:b w:val="0"/>
+          <w:i w:val="0"/>
+          <w:color w:val="3A4A4C"/>
+          <w:sz w:val="21"/>
+        </w:rPr>
+        <w:t xml:space="preserve"> Three bars point downwards: on cameras 04, 08 and 10 the correct description did </w:t>
+      </w:r>
+      <w:r>
+        <w:rPr>
+          <w:rFonts w:ascii="Georgia" w:hAnsi="Georgia"/>
+          <w:b w:val="0"/>
+          <w:i/>
+          <w:color w:val="3A4A4C"/>
+          <w:sz w:val="21"/>
+        </w:rPr>
+        <w:t>worse</w:t>
+      </w:r>
+      <w:r>
+        <w:rPr>
+          <w:rFonts w:ascii="Georgia" w:hAnsi="Georgia"/>
+          <w:b w:val="0"/>
+          <w:i w:val="0"/>
+          <w:color w:val="3A4A4C"/>
+          <w:sz w:val="21"/>
+        </w:rPr>
+        <w:t xml:space="preserve"> than the wrong one. And two bars, cameras 03 and 07, come close to the pooled line — so this is not a clean collapse everywhere. It is a shift in the average with considerable scatter around it.</w:t>
+      </w:r>
+    </w:p>
+    <w:p>
+      <w:r>
+        <w:rPr>
+          <w:rFonts w:ascii="Georgia" w:hAnsi="Georgia"/>
+          <w:b/>
+          <w:i w:val="0"/>
+          <w:color w:val="141C1E"/>
+          <w:sz w:val="21"/>
+        </w:rPr>
+        <w:t>Look at the clip counts along the bottom.</w:t>
+      </w:r>
+      <w:r>
+        <w:rPr>
+          <w:rFonts w:ascii="Georgia" w:hAnsi="Georgia"/>
+          <w:b w:val="0"/>
+          <w:i w:val="0"/>
+          <w:color w:val="3A4A4C"/>
+          <w:sz w:val="21"/>
+        </w:rPr>
+        <w:t xml:space="preserve"> One camera has 34 clips behind it; another has 5. A bar resting on 5 clips is not worth much by itself. That is precisely why the claim is about the average across cameras, and not about any individual one.</w:t>
+      </w:r>
+    </w:p>
+    <w:p>
+      <w:r>
+        <w:rPr>
+          <w:rFonts w:ascii="Georgia" w:hAnsi="Georgia"/>
+          <w:b/>
+          <w:i w:val="0"/>
+          <w:color w:val="141C1E"/>
+          <w:sz w:val="21"/>
+        </w:rPr>
+        <w:t>Why show a chart that complicates your own result?</w:t>
+      </w:r>
+      <w:r>
+        <w:rPr>
+          <w:rFonts w:ascii="Georgia" w:hAnsi="Georgia"/>
+          <w:b w:val="0"/>
+          <w:i w:val="0"/>
+          <w:color w:val="3A4A4C"/>
+          <w:sz w:val="21"/>
+        </w:rPr>
+        <w:t xml:space="preserve"> Because the alternative is worse. The table above reports one tidy number, +0.033, and a supervisor is entitled to ask what that average conceals. With the chart on screen and "three of the nine are negative" already said aloud, the question is answered before it is asked. Show only the table, and let the scatter emerge under questioning, and it looks like something you were hoping would not come up.</w:t>
+      </w:r>
+    </w:p>
+    <w:p>
+      <w:r>
+        <w:rPr>
+          <w:rFonts w:ascii="Georgia" w:hAnsi="Georgia"/>
+          <w:b/>
+          <w:i w:val="0"/>
+          <w:color w:val="141C1E"/>
+          <w:sz w:val="21"/>
+        </w:rPr>
+        <w:t>The one-sentence version:</w:t>
+      </w:r>
+      <w:r>
+        <w:rPr>
+          <w:rFonts w:ascii="Georgia" w:hAnsi="Georgia"/>
+          <w:b w:val="0"/>
+          <w:i w:val="0"/>
+          <w:color w:val="3A4A4C"/>
+          <w:sz w:val="21"/>
+        </w:rPr>
+        <w:t xml:space="preserve"> the direction of the finding is solid, its size is noisy, and saying more would need more clips per camera.</w:t>
       </w:r>
     </w:p>
     <w:p>
@@ -14587,7 +16384,7 @@
                 <w:color w:val="3A4A4C"/>
                 <w:sz w:val="18"/>
               </w:rPr>
-              <w:t>The slides (21, with speaker notes)</w:t>
+              <w:t>The figures, and the code that draws them</w:t>
             </w:r>
           </w:p>
         </w:tc>
@@ -14595,6 +16392,92 @@
           <w:tcPr>
             <w:tcW w:type="dxa" w:w="4658"/>
             <w:shd w:val="clear" w:fill="FFFFFF"/>
+          </w:tcPr>
+          <w:p>
+            <w:pPr>
+              <w:spacing w:before="60" w:after="60"/>
+            </w:pPr>
+            <w:r/>
+            <w:r>
+              <w:rPr>
+                <w:rFonts w:ascii="Consolas" w:hAnsi="Consolas"/>
+                <w:b w:val="0"/>
+                <w:i w:val="0"/>
+                <w:color w:val="3A4A4C"/>
+                <w:sz w:val="17"/>
+              </w:rPr>
+              <w:t>docs/09_paper/figures/</w:t>
+            </w:r>
+            <w:r>
+              <w:rPr>
+                <w:rFonts w:ascii="Segoe UI" w:hAnsi="Segoe UI"/>
+                <w:b w:val="0"/>
+                <w:i w:val="0"/>
+                <w:color w:val="3A4A4C"/>
+                <w:sz w:val="18"/>
+              </w:rPr>
+              <w:t xml:space="preserve">, from </w:t>
+            </w:r>
+            <w:r>
+              <w:rPr>
+                <w:rFonts w:ascii="Consolas" w:hAnsi="Consolas"/>
+                <w:b w:val="0"/>
+                <w:i w:val="0"/>
+                <w:color w:val="3A4A4C"/>
+                <w:sz w:val="17"/>
+              </w:rPr>
+              <w:t>scripts/make_report_figures.py</w:t>
+            </w:r>
+            <w:r>
+              <w:rPr>
+                <w:rFonts w:ascii="Segoe UI" w:hAnsi="Segoe UI"/>
+                <w:b w:val="0"/>
+                <w:i w:val="0"/>
+                <w:color w:val="3A4A4C"/>
+                <w:sz w:val="18"/>
+              </w:rPr>
+              <w:t xml:space="preserve"> and </w:t>
+            </w:r>
+            <w:r>
+              <w:rPr>
+                <w:rFonts w:ascii="Consolas" w:hAnsi="Consolas"/>
+                <w:b w:val="0"/>
+                <w:i w:val="0"/>
+                <w:color w:val="3A4A4C"/>
+                <w:sz w:val="17"/>
+              </w:rPr>
+              <w:t>scripts/make_result_charts.py</w:t>
+            </w:r>
+          </w:p>
+        </w:tc>
+      </w:tr>
+      <w:tr>
+        <w:tc>
+          <w:tcPr>
+            <w:tcW w:type="dxa" w:w="4658"/>
+            <w:shd w:val="clear" w:fill="F5F7F7"/>
+          </w:tcPr>
+          <w:p>
+            <w:pPr>
+              <w:spacing w:before="60" w:after="60"/>
+            </w:pPr>
+            <w:r/>
+            <w:r>
+              <w:rPr>
+                <w:rFonts w:ascii="Segoe UI" w:hAnsi="Segoe UI"/>
+                <w:b w:val="0"/>
+                <w:i w:val="0"/>
+                <w:color w:val="3A4A4C"/>
+                <w:sz w:val="18"/>
+              </w:rPr>
+              <w:t>The slides (29, with speaker notes)</w:t>
+            </w:r>
+          </w:p>
+        </w:tc>
+        <w:tc>
+          <w:tcPr>
+            <w:tcW w:type="dxa" w:w="4658"/>
+            <w:shd w:val="clear" w:fill="F5F7F7"/>
           </w:tcPr>
           <w:p>
             <w:pPr>
@@ -14640,7 +16523,7 @@
         <w:tc>
           <w:tcPr>
             <w:tcW w:type="dxa" w:w="4658"/>
-            <w:shd w:val="clear" w:fill="F5F7F7"/>
+            <w:shd w:val="clear" w:fill="FFFFFF"/>
           </w:tcPr>
           <w:p>
             <w:pPr>
@@ -14664,7 +16547,7 @@
         <w:tc>
           <w:tcPr>
             <w:tcW w:type="dxa" w:w="4658"/>
-            <w:shd w:val="clear" w:fill="FFFFFF"/>
+            <w:shd w:val="clear" w:fill="F5F7F7"/>
           </w:tcPr>
           <w:p>
             <w:pPr>
@@ -14686,7 +16569,7 @@
         <w:tc>
           <w:tcPr>
             <w:tcW w:type="dxa" w:w="4658"/>
-            <w:shd w:val="clear" w:fill="FFFFFF"/>
+            <w:shd w:val="clear" w:fill="F5F7F7"/>
           </w:tcPr>
           <w:p>
             <w:pPr>
